--- a/Landmarks_Bug_Sweep_Report.docx
+++ b/Landmarks_Bug_Sweep_Report.docx
@@ -63,7 +63,7 @@
           <w:sz w:val="20"/>
           <w:szCs w:val="20"/>
         </w:rPr>
-        <w:t xml:space="preserve">Original report: April 22, 2026  |  This revision: Full audit + Supabase schema comparison</w:t>
+        <w:t xml:space="preserve">Original: Apr 22  |  Revision: Full audit + Supabase schema comparison</w:t>
       </w:r>
     </w:p>
     <w:p>
@@ -78,7 +78,7 @@
           <w:sz w:val="20"/>
           <w:szCs w:val="20"/>
         </w:rPr>
-        <w:t xml:space="preserve">Scope: Next.js app, Supabase schema, cron routes, webhooks, admin panel, UI/UX</w:t>
+        <w:t xml:space="preserve">Scope: Next.js, Supabase, cron, webhooks, admin, UI/UX</w:t>
       </w:r>
     </w:p>
     <w:tbl>
@@ -141,7 +141,7 @@
                 <w:sz w:val="20"/>
                 <w:szCs w:val="20"/>
               </w:rPr>
-              <w:t xml:space="preserve">This is a full re-audit of the April 22 report, updated May 3 to reflect additional fixes implemented during this session. Of the original 38 issues, 32 have been fixed and 6 remain. Of the 7 new issues discovered during the May 2 audit, 3 have already been fixed (user_id defense-in-depth, password flow, error sanitization) and 4 remain. Supabase schema drift between local migrations and the live database is documented separately.</w:t>
+              <w:t xml:space="preserve">Re-audit of April 22 report. Original 38 issues: 32 fixed, 6 remain. May 2 audit found 7 new: 3 fixed, 4 remain. Supabase schema drift documented in Section 4. May 3: owner filed 10 items (3 bugs OWN-1–3, 7 features OWN-4–11) in Sections 3, 5, 6 with implementation plans.</w:t>
             </w:r>
           </w:p>
           <w:p>
@@ -155,7 +155,7 @@
                 <w:sz w:val="20"/>
                 <w:szCs w:val="20"/>
               </w:rPr>
-              <w:t xml:space="preserve">Original + new issues: 45</w:t>
+              <w:t xml:space="preserve">Total: 45 + 10 owner-reported</w:t>
             </w:r>
             <w:r>
               <w:rPr>
@@ -177,7 +177,7 @@
                 <w:sz w:val="20"/>
                 <w:szCs w:val="20"/>
               </w:rPr>
-              <w:t xml:space="preserve">   |   Outstanding: 6</w:t>
+              <w:t xml:space="preserve">   |   Outstanding: 6 + 3 bugs</w:t>
             </w:r>
             <w:r>
               <w:rPr>
@@ -188,7 +188,7 @@
                 <w:sz w:val="20"/>
                 <w:szCs w:val="20"/>
               </w:rPr>
-              <w:t xml:space="preserve">   |   New remaining: 4</w:t>
+              <w:t xml:space="preserve">   |   New remaining: 4 + 7 features/changes</w:t>
             </w:r>
             <w:r>
               <w:rPr>
@@ -1339,7 +1339,7 @@
           <w:sz w:val="21"/>
           <w:szCs w:val="21"/>
         </w:rPr>
-        <w:t xml:space="preserve">The following issues from the April 22 report have been verified as resolved in the current codebase.</w:t>
+        <w:t xml:space="preserve">Verified resolved in current codebase.</w:t>
       </w:r>
     </w:p>
     <w:tbl>
@@ -1603,7 +1603,7 @@
                 <w:sz w:val="19"/>
                 <w:szCs w:val="19"/>
               </w:rPr>
-              <w:t xml:space="preserve">next param now validated against // and protocol prefixes</w:t>
+              <w:t xml:space="preserve">next param validated against // and protocol prefixes</w:t>
             </w:r>
           </w:p>
         </w:tc>
@@ -1969,7 +1969,7 @@
                 <w:sz w:val="19"/>
                 <w:szCs w:val="19"/>
               </w:rPr>
-              <w:t xml:space="preserve">All four routes check if (!secret) before comparing</w:t>
+              <w:t xml:space="preserve">All four routes check if (!secret) before compare</w:t>
             </w:r>
           </w:p>
         </w:tc>
@@ -2091,7 +2091,7 @@
                 <w:sz w:val="19"/>
                 <w:szCs w:val="19"/>
               </w:rPr>
-              <w:t xml:space="preserve">Dismiss button removed; always visible until verified</w:t>
+              <w:t xml:space="preserve">Dismiss removed; always visible until verified</w:t>
             </w:r>
           </w:p>
         </w:tc>
@@ -2335,7 +2335,7 @@
                 <w:sz w:val="19"/>
                 <w:szCs w:val="19"/>
               </w:rPr>
-              <w:t xml:space="preserve">Generic check your email for all outcomes</w:t>
+              <w:t xml:space="preserve">Generic response for all outcomes</w:t>
             </w:r>
           </w:p>
         </w:tc>
@@ -2457,7 +2457,7 @@
                 <w:sz w:val="19"/>
                 <w:szCs w:val="19"/>
               </w:rPr>
-              <w:t xml:space="preserve">Now uses supabase.rpc(delete_user_account)</w:t>
+              <w:t xml:space="preserve">Uses supabase.rpc(delete_user_account)</w:t>
             </w:r>
           </w:p>
         </w:tc>
@@ -2579,7 +2579,7 @@
                 <w:sz w:val="19"/>
                 <w:szCs w:val="19"/>
               </w:rPr>
-              <w:t xml:space="preserve">KPI uses status=sent; partner/category maps populated from reminder_log</w:t>
+              <w:t xml:space="preserve">KPI uses status=sent; maps from reminder_log</w:t>
             </w:r>
           </w:p>
         </w:tc>
@@ -2701,7 +2701,7 @@
                 <w:sz w:val="19"/>
                 <w:szCs w:val="19"/>
               </w:rPr>
-              <w:t xml:space="preserve">RPC with proper error handling, no silent fallback</w:t>
+              <w:t xml:space="preserve">RPC with error handling, no silent fallback</w:t>
             </w:r>
           </w:p>
         </w:tc>
@@ -2823,7 +2823,7 @@
                 <w:sz w:val="19"/>
                 <w:szCs w:val="19"/>
               </w:rPr>
-              <w:t xml:space="preserve">Labels now correctly say Step 2, Step 3, Step 4</w:t>
+              <w:t xml:space="preserve">Labels corrected to Step 2/3/4</w:t>
             </w:r>
           </w:p>
         </w:tc>
@@ -2945,7 +2945,7 @@
                 <w:sz w:val="19"/>
                 <w:szCs w:val="19"/>
               </w:rPr>
-              <w:t xml:space="preserve">Now filters in(month, [currentMonth, nextMonth])</w:t>
+              <w:t xml:space="preserve">Filters in(month, [current, next])</w:t>
             </w:r>
           </w:p>
         </w:tc>
@@ -3067,7 +3067,7 @@
                 <w:sz w:val="19"/>
                 <w:szCs w:val="19"/>
               </w:rPr>
-              <w:t xml:space="preserve">Catches errors and shows generic messages</w:t>
+              <w:t xml:space="preserve">Catches errors, shows generic messages</w:t>
             </w:r>
           </w:p>
         </w:tc>
@@ -3189,7 +3189,7 @@
                 <w:sz w:val="19"/>
                 <w:szCs w:val="19"/>
               </w:rPr>
-              <w:t xml:space="preserve">Explicit isLeapYear() check in nextOccurrence</w:t>
+              <w:t xml:space="preserve">isLeapYear() check in nextOccurrence</w:t>
             </w:r>
           </w:p>
         </w:tc>
@@ -3311,7 +3311,7 @@
                 <w:sz w:val="19"/>
                 <w:szCs w:val="19"/>
               </w:rPr>
-              <w:t xml:space="preserve">setSaveError cleared on every step change</w:t>
+              <w:t xml:space="preserve">setSaveError cleared on step change</w:t>
             </w:r>
           </w:p>
         </w:tc>
@@ -3555,7 +3555,7 @@
                 <w:sz w:val="19"/>
                 <w:szCs w:val="19"/>
               </w:rPr>
-              <w:t xml:space="preserve">Present in live DB as idx_reminder_log_user_cap</w:t>
+              <w:t xml:space="preserve">Present in live DB</w:t>
             </w:r>
           </w:p>
         </w:tc>
@@ -3799,7 +3799,7 @@
                 <w:sz w:val="19"/>
                 <w:szCs w:val="19"/>
               </w:rPr>
-              <w:t xml:space="preserve">Fallback now scored through same pipeline</w:t>
+              <w:t xml:space="preserve">Fallback scored through same pipeline</w:t>
             </w:r>
           </w:p>
         </w:tc>
@@ -3921,7 +3921,7 @@
                 <w:sz w:val="19"/>
                 <w:szCs w:val="19"/>
               </w:rPr>
-              <w:t xml:space="preserve">Migration 003 updated constraint to include pending/deferred</w:t>
+              <w:t xml:space="preserve">Migration 003 constraint includes pending/deferred</w:t>
             </w:r>
           </w:p>
         </w:tc>
@@ -4165,7 +4165,7 @@
                 <w:sz w:val="19"/>
                 <w:szCs w:val="19"/>
               </w:rPr>
-              <w:t xml:space="preserve">Both RESEND_WEBHOOK_SECRET and AFFILIATE_WEBHOOK_SECRET added</w:t>
+              <w:t xml:space="preserve">Both webhook secrets added to env validation</w:t>
             </w:r>
           </w:p>
         </w:tc>
@@ -4623,7 +4623,7 @@
                 <w:sz w:val="19"/>
                 <w:szCs w:val="19"/>
               </w:rPr>
-              <w:t xml:space="preserve">Reengagement RPC fallback swallows errors</w:t>
+              <w:t xml:space="preserve">Reengagement RPC swallows errors</w:t>
             </w:r>
           </w:p>
         </w:tc>
@@ -4775,7 +4775,7 @@
                 <w:sz w:val="19"/>
                 <w:szCs w:val="19"/>
               </w:rPr>
-              <w:t xml:space="preserve">Uses !profile?.monthly_digest_enabled (strict truthy)</w:t>
+              <w:t xml:space="preserve">Uses strict truthy check</w:t>
             </w:r>
           </w:p>
         </w:tc>
@@ -4897,7 +4897,7 @@
                 <w:sz w:val="19"/>
                 <w:szCs w:val="19"/>
               </w:rPr>
-              <w:t xml:space="preserve">Imports from shared GIFT_CATEGORIES constant</w:t>
+              <w:t xml:space="preserve">Uses shared GIFT_CATEGORIES constant</w:t>
             </w:r>
           </w:p>
         </w:tc>
@@ -5019,7 +5019,7 @@
                 <w:sz w:val="19"/>
                 <w:szCs w:val="19"/>
               </w:rPr>
-              <w:t xml:space="preserve">Functioning as intended; public page, user can navigate back</w:t>
+              <w:t xml:space="preserve">Working as intended; public page</w:t>
             </w:r>
           </w:p>
         </w:tc>
@@ -5141,7 +5141,7 @@
                 <w:sz w:val="19"/>
                 <w:szCs w:val="19"/>
               </w:rPr>
-              <w:t xml:space="preserve">Replaced signInWithPassword() with reauthenticate() — nonce-based identity verification, no duplicate session</w:t>
+              <w:t xml:space="preserve">reauthenticate() replaces signInWithPassword(); nonce-based, no duplicate session</w:t>
             </w:r>
           </w:p>
         </w:tc>
@@ -5263,7 +5263,7 @@
                 <w:sz w:val="19"/>
                 <w:szCs w:val="19"/>
               </w:rPr>
-              <w:t xml:space="preserve">All raw error.message displays replaced with friendlyError() from src/lib/errors.ts</w:t>
+              <w:t xml:space="preserve">All raw error.message replaced with friendlyError()</w:t>
             </w:r>
           </w:p>
         </w:tc>
@@ -5385,7 +5385,7 @@
                 <w:sz w:val="19"/>
                 <w:szCs w:val="19"/>
               </w:rPr>
-              <w:t xml:space="preserve">Added .eq(user_id, userId) to all update/delete queries on contacts and events (7 queries hardened)</w:t>
+              <w:t xml:space="preserve">.eq(user_id, userId) added to all 7 update/delete queries</w:t>
             </w:r>
           </w:p>
         </w:tc>
@@ -5507,7 +5507,7 @@
                 <w:sz w:val="19"/>
                 <w:szCs w:val="19"/>
               </w:rPr>
-              <w:t xml:space="preserve">Covered by friendlyError() utility — password errors now sanitized</w:t>
+              <w:t xml:space="preserve">Covered by friendlyError()</w:t>
             </w:r>
           </w:p>
         </w:tc>
@@ -5629,7 +5629,7 @@
                 <w:sz w:val="19"/>
                 <w:szCs w:val="19"/>
               </w:rPr>
-              <w:t xml:space="preserve">CLAUDE.md updated to remove from remaining list</w:t>
+              <w:t xml:space="preserve">CLAUDE.md updated</w:t>
             </w:r>
           </w:p>
         </w:tc>
@@ -5663,7 +5663,7 @@
           <w:sz w:val="21"/>
           <w:szCs w:val="21"/>
         </w:rPr>
-        <w:t xml:space="preserve">These issues from the original report remain unresolved and should be addressed.</w:t>
+        <w:t xml:space="preserve">Unresolved from original report.</w:t>
       </w:r>
     </w:p>
     <w:p>
@@ -5715,7 +5715,7 @@
           <w:sz w:val="21"/>
           <w:szCs w:val="21"/>
         </w:rPr>
-        <w:t xml:space="preserve">Still uses a JavaScript Map that resets on every serverless cold start. Bypassable by distributed requests.</w:t>
+        <w:t xml:space="preserve">In-memory JS Map resets on cold start. Bypassable via distributed requests.</w:t>
       </w:r>
     </w:p>
     <w:p>
@@ -5740,7 +5740,7 @@
           <w:sz w:val="21"/>
           <w:szCs w:val="21"/>
         </w:rPr>
-        <w:t xml:space="preserve">Use Upstash Redis or Vercel KV for distributed rate limiting.</w:t>
+        <w:t xml:space="preserve">Use Upstash Redis or Vercel KV.</w:t>
       </w:r>
     </w:p>
     <w:p>
@@ -5792,7 +5792,7 @@
           <w:sz w:val="21"/>
           <w:szCs w:val="21"/>
         </w:rPr>
-        <w:t xml:space="preserve">FK to reminder_log uses ON DELETE SET NULL. Cascaded deletes orphan analytics data, losing partner/category context.</w:t>
+        <w:t xml:space="preserve">FK uses ON DELETE SET NULL. Cascades orphan analytics data.</w:t>
       </w:r>
     </w:p>
     <w:p>
@@ -5817,7 +5817,7 @@
           <w:sz w:val="21"/>
           <w:szCs w:val="21"/>
         </w:rPr>
-        <w:t xml:space="preserve">Either use ON DELETE RESTRICT or denormalize partner and category into conversion_events.</w:t>
+        <w:t xml:space="preserve">Use ON DELETE RESTRICT or denormalize partner/category into conversion_events.</w:t>
       </w:r>
     </w:p>
     <w:p>
@@ -5869,7 +5869,7 @@
           <w:sz w:val="21"/>
           <w:szCs w:val="21"/>
         </w:rPr>
-        <w:t xml:space="preserve">setConfirmDeleteId(null) not called in handleRestore. After restoring one contact, another contact's confirm delete state persists.</w:t>
+        <w:t xml:space="preserve">setConfirmDeleteId(null) missing in handleRestore. Stale confirm state persists after restore.</w:t>
       </w:r>
     </w:p>
     <w:p>
@@ -5946,7 +5946,7 @@
           <w:sz w:val="21"/>
           <w:szCs w:val="21"/>
         </w:rPr>
-        <w:t xml:space="preserve">Variable called userEmail but shows display name or UUID. Admins cannot identify which user a reminder is for.</w:t>
+        <w:t xml:space="preserve">userEmail variable shows display_name or UUID, not email. Admins can’t identify user.</w:t>
       </w:r>
     </w:p>
     <w:p>
@@ -5971,7 +5971,7 @@
           <w:sz w:val="21"/>
           <w:szCs w:val="21"/>
         </w:rPr>
-        <w:t xml:space="preserve">Query actual email from auth.users via admin client, or rename variable.</w:t>
+        <w:t xml:space="preserve">Query email from auth.users via admin client.</w:t>
       </w:r>
     </w:p>
     <w:p>
@@ -6023,7 +6023,7 @@
           <w:sz w:val="21"/>
           <w:szCs w:val="21"/>
         </w:rPr>
-        <w:t xml:space="preserve">Modals lack role=dialog, aria-modal, and focus trap. Screen reader users can tab outside the modal.</w:t>
+        <w:t xml:space="preserve">Modals lack role=dialog, aria-modal, focus trap. Screen readers can tab outside.</w:t>
       </w:r>
     </w:p>
     <w:p>
@@ -6048,7 +6048,7 @@
           <w:sz w:val="21"/>
           <w:szCs w:val="21"/>
         </w:rPr>
-        <w:t xml:space="preserve">Add ARIA attributes and focus trap logic to all modals.</w:t>
+        <w:t xml:space="preserve">Add ARIA attributes + focus trap to all modals.</w:t>
       </w:r>
     </w:p>
     <w:p>
@@ -6100,7 +6100,7 @@
           <w:sz w:val="21"/>
           <w:szCs w:val="21"/>
         </w:rPr>
-        <w:t xml:space="preserve">No user feedback when changing from January (31 days) to February with day 31 selected; day silently clamped to 28.</w:t>
+        <w:t xml:space="preserve">No feedback when month change clamps day (e.g., Jan 31 → Feb 28). Silent clamp.</w:t>
       </w:r>
     </w:p>
     <w:p>
@@ -6125,7 +6125,7 @@
           <w:sz w:val="21"/>
           <w:szCs w:val="21"/>
         </w:rPr>
-        <w:t xml:space="preserve">Show a brief toast: Day adjusted to 28 for February.</w:t>
+        <w:t xml:space="preserve">Show toast: “Day adjusted to [N] for [month].”</w:t>
       </w:r>
     </w:p>
     <w:p>
@@ -6177,7 +6177,7 @@
           <w:sz w:val="21"/>
           <w:szCs w:val="21"/>
         </w:rPr>
-        <w:t xml:space="preserve">Urgent stat card text is gray when count is 0 but red when &gt;0. Minor visual inconsistency.</w:t>
+        <w:t xml:space="preserve">Urgency stat card color inconsistent: gray at 0, red at &gt;0.</w:t>
       </w:r>
     </w:p>
     <w:p>
@@ -6202,7 +6202,7 @@
           <w:sz w:val="21"/>
           <w:szCs w:val="21"/>
         </w:rPr>
-        <w:t xml:space="preserve">Use consistent color regardless of count value.</w:t>
+        <w:t xml:space="preserve">Use consistent color regardless of count.</w:t>
       </w:r>
     </w:p>
     <w:p>
@@ -6219,7 +6219,7 @@
         <w:rPr>
           <w:rFonts w:ascii="Arial" w:cs="Arial" w:eastAsia="Arial" w:hAnsi="Arial"/>
         </w:rPr>
-        <w:t xml:space="preserve">Section 3: Remaining New Issues (4)</w:t>
+        <w:t xml:space="preserve">Section 3: Remaining New Issues + Owner-Reported Bugs (4 + 3)</w:t>
       </w:r>
     </w:p>
     <w:p>
@@ -6233,7 +6233,7 @@
           <w:sz w:val="21"/>
           <w:szCs w:val="21"/>
         </w:rPr>
-        <w:t xml:space="preserve">These issues were identified during the May 2 audit. Three others (NEW-1, NEW-2, NEW-7) have already been fixed and appear in Section 1.</w:t>
+        <w:t xml:space="preserve">May 2 audit (NEW-3–6) + 3 owner bugs May 3 (OWN-1–3). NEW-1, NEW-2, NEW-7 fixed (Section 1).</w:t>
       </w:r>
     </w:p>
     <w:p>
@@ -6249,8 +6249,63 @@
           <w:sz w:val="21"/>
           <w:szCs w:val="21"/>
         </w:rPr>
-        <w:t xml:space="preserve">NEW-3  </w:t>
-      </w:r>
+        <w:t xml:space="preserve">NEW-3  [MEDIUM]  </w:t>
+      </w:r>
+      <w:r>
+        <w:rPr>
+          <w:rFonts w:ascii="Arial" w:cs="Arial" w:eastAsia="Arial" w:hAnsi="Arial"/>
+          <w:b/>
+          <w:bCs/>
+          <w:color w:val="333333"/>
+          <w:sz w:val="21"/>
+          <w:szCs w:val="21"/>
+        </w:rPr>
+        <w:t xml:space="preserve">Calendar URL shows raw userId in settings UI</w:t>
+      </w:r>
+    </w:p>
+    <w:p>
+      <w:pPr>
+        <w:spacing w:after="120" w:line="276"/>
+      </w:pPr>
+      <w:r>
+        <w:rPr>
+          <w:rFonts w:ascii="Arial" w:cs="Arial" w:eastAsia="Arial" w:hAnsi="Arial"/>
+          <w:color w:val="333333"/>
+          <w:sz w:val="21"/>
+          <w:szCs w:val="21"/>
+        </w:rPr>
+        <w:t xml:space="preserve">Settings shows raw UUID in calendar URL input. Actual subscription uses HMAC, but displayed URL leaks UUID.</w:t>
+      </w:r>
+    </w:p>
+    <w:p>
+      <w:pPr>
+        <w:spacing w:after="120" w:line="276"/>
+      </w:pPr>
+      <w:r>
+        <w:rPr>
+          <w:rFonts w:ascii="Arial" w:cs="Arial" w:eastAsia="Arial" w:hAnsi="Arial"/>
+          <w:b/>
+          <w:bCs/>
+          <w:color w:val="16A34A"/>
+          <w:sz w:val="21"/>
+          <w:szCs w:val="21"/>
+        </w:rPr>
+        <w:t xml:space="preserve">Fix: </w:t>
+      </w:r>
+      <w:r>
+        <w:rPr>
+          <w:rFonts w:ascii="Arial" w:cs="Arial" w:eastAsia="Arial" w:hAnsi="Arial"/>
+          <w:color w:val="333333"/>
+          <w:sz w:val="21"/>
+          <w:szCs w:val="21"/>
+        </w:rPr>
+        <w:t xml:space="preserve">Display only the signed URL from /api/calendar-url.</w:t>
+      </w:r>
+    </w:p>
+    <w:p>
+      <w:pPr>
+        <w:spacing w:after="60" w:before="240"/>
+      </w:pPr>
       <w:r>
         <w:rPr>
           <w:rFonts w:ascii="Arial" w:cs="Arial" w:eastAsia="Arial" w:hAnsi="Arial"/>
@@ -6260,7 +6315,7 @@
           <w:sz w:val="21"/>
           <w:szCs w:val="21"/>
         </w:rPr>
-        <w:t xml:space="preserve">[MEDIUM]  </w:t>
+        <w:t xml:space="preserve">NEW-4  [MEDIUM]  </w:t>
       </w:r>
       <w:r>
         <w:rPr>
@@ -6271,7 +6326,7 @@
           <w:sz w:val="21"/>
           <w:szCs w:val="21"/>
         </w:rPr>
-        <w:t xml:space="preserve">Calendar URL shows raw userId in settings UI</w:t>
+        <w:t xml:space="preserve">7-day trash hold hardcoded in two places</w:t>
       </w:r>
     </w:p>
     <w:p>
@@ -6285,7 +6340,7 @@
           <w:sz w:val="21"/>
           <w:szCs w:val="21"/>
         </w:rPr>
-        <w:t xml:space="preserve">Settings page shows the calendar URL with raw UUID in a visible input field. While actual subscription uses HMAC-signed tokens, the displayed URL could leak the UUID.</w:t>
+        <w:t xml:space="preserve">TRASH_HOLD_DAYS=7 hardcoded in both settings/page.tsx and purge/route.ts. Mismatch risk.</w:t>
       </w:r>
     </w:p>
     <w:p>
@@ -6310,7 +6365,7 @@
           <w:sz w:val="21"/>
           <w:szCs w:val="21"/>
         </w:rPr>
-        <w:t xml:space="preserve">Display only the signed URL from /api/calendar-url, not the raw UUID form.</w:t>
+        <w:t xml:space="preserve">Extract to shared constant in src/lib/constants.ts.</w:t>
       </w:r>
     </w:p>
     <w:p>
@@ -6326,8 +6381,63 @@
           <w:sz w:val="21"/>
           <w:szCs w:val="21"/>
         </w:rPr>
-        <w:t xml:space="preserve">NEW-4  </w:t>
-      </w:r>
+        <w:t xml:space="preserve">NEW-5  [MEDIUM]  </w:t>
+      </w:r>
+      <w:r>
+        <w:rPr>
+          <w:rFonts w:ascii="Arial" w:cs="Arial" w:eastAsia="Arial" w:hAnsi="Arial"/>
+          <w:b/>
+          <w:bCs/>
+          <w:color w:val="333333"/>
+          <w:sz w:val="21"/>
+          <w:szCs w:val="21"/>
+        </w:rPr>
+        <w:t xml:space="preserve">Email in URL parameter on forgot-password link</w:t>
+      </w:r>
+    </w:p>
+    <w:p>
+      <w:pPr>
+        <w:spacing w:after="120" w:line="276"/>
+      </w:pPr>
+      <w:r>
+        <w:rPr>
+          <w:rFonts w:ascii="Arial" w:cs="Arial" w:eastAsia="Arial" w:hAnsi="Arial"/>
+          <w:color w:val="333333"/>
+          <w:sz w:val="21"/>
+          <w:szCs w:val="21"/>
+        </w:rPr>
+        <w:t xml:space="preserve">Auth page passes email in query string (?email=...), exposed in browser history/proxy logs/referrer.</w:t>
+      </w:r>
+    </w:p>
+    <w:p>
+      <w:pPr>
+        <w:spacing w:after="120" w:line="276"/>
+      </w:pPr>
+      <w:r>
+        <w:rPr>
+          <w:rFonts w:ascii="Arial" w:cs="Arial" w:eastAsia="Arial" w:hAnsi="Arial"/>
+          <w:b/>
+          <w:bCs/>
+          <w:color w:val="16A34A"/>
+          <w:sz w:val="21"/>
+          <w:szCs w:val="21"/>
+        </w:rPr>
+        <w:t xml:space="preserve">Fix: </w:t>
+      </w:r>
+      <w:r>
+        <w:rPr>
+          <w:rFonts w:ascii="Arial" w:cs="Arial" w:eastAsia="Arial" w:hAnsi="Arial"/>
+          <w:color w:val="333333"/>
+          <w:sz w:val="21"/>
+          <w:szCs w:val="21"/>
+        </w:rPr>
+        <w:t xml:space="preserve">Store in session state or have user re-enter on forgot-password page.</w:t>
+      </w:r>
+    </w:p>
+    <w:p>
+      <w:pPr>
+        <w:spacing w:after="60" w:before="240"/>
+      </w:pPr>
       <w:r>
         <w:rPr>
           <w:rFonts w:ascii="Arial" w:cs="Arial" w:eastAsia="Arial" w:hAnsi="Arial"/>
@@ -6337,18 +6447,29 @@
           <w:sz w:val="21"/>
           <w:szCs w:val="21"/>
         </w:rPr>
-        <w:t xml:space="preserve">[MEDIUM]  </w:t>
+        <w:t xml:space="preserve">NEW-6  </w:t>
       </w:r>
       <w:r>
         <w:rPr>
           <w:rFonts w:ascii="Arial" w:cs="Arial" w:eastAsia="Arial" w:hAnsi="Arial"/>
           <w:b/>
           <w:bCs/>
-          <w:color w:val="333333"/>
-          <w:sz w:val="21"/>
-          <w:szCs w:val="21"/>
-        </w:rPr>
-        <w:t xml:space="preserve">7-day trash hold hardcoded in two places</w:t>
+          <w:color w:val="666666"/>
+          <w:sz w:val="21"/>
+          <w:szCs w:val="21"/>
+        </w:rPr>
+        <w:t xml:space="preserve">[LOW]  </w:t>
+      </w:r>
+      <w:r>
+        <w:rPr>
+          <w:rFonts w:ascii="Arial" w:cs="Arial" w:eastAsia="Arial" w:hAnsi="Arial"/>
+          <w:b/>
+          <w:bCs/>
+          <w:color w:val="333333"/>
+          <w:sz w:val="21"/>
+          <w:szCs w:val="21"/>
+        </w:rPr>
+        <w:t xml:space="preserve">Legacy prototype files still in repo root</w:t>
       </w:r>
     </w:p>
     <w:p>
@@ -6362,7 +6483,7 @@
           <w:sz w:val="21"/>
           <w:szCs w:val="21"/>
         </w:rPr>
-        <w:t xml:space="preserve">TRASH_HOLD_DAYS=7 in settings/page.tsx and identical value hardcoded in purge/route.ts. If changed in one place but not the other, contacts could be purged early or shown wrong countdown.</w:t>
+        <w:t xml:space="preserve">7+ prototype HTML files + js/store.js in repo root. Could confuse contributors.</w:t>
       </w:r>
     </w:p>
     <w:p>
@@ -6387,7 +6508,144 @@
           <w:sz w:val="21"/>
           <w:szCs w:val="21"/>
         </w:rPr>
-        <w:t xml:space="preserve">Extract to a shared constant in src/lib/constants.ts.</w:t>
+        <w:t xml:space="preserve">Move to legacy/ dir or archive branch.</w:t>
+      </w:r>
+    </w:p>
+    <w:p>
+      <w:r>
+        <w:br w:type="page"/>
+      </w:r>
+    </w:p>
+    <w:p>
+      <w:pPr>
+        <w:spacing w:after="60" w:before="240"/>
+      </w:pPr>
+      <w:r>
+        <w:rPr>
+          <w:rFonts w:ascii="Arial" w:cs="Arial" w:eastAsia="Arial" w:hAnsi="Arial"/>
+          <w:b/>
+          <w:bCs/>
+          <w:color w:val="DC2626"/>
+          <w:sz w:val="21"/>
+          <w:szCs w:val="21"/>
+        </w:rPr>
+        <w:t xml:space="preserve">OWN-1  [HIGH]  </w:t>
+      </w:r>
+      <w:r>
+        <w:rPr>
+          <w:rFonts w:ascii="Arial" w:cs="Arial" w:eastAsia="Arial" w:hAnsi="Arial"/>
+          <w:b/>
+          <w:bCs/>
+          <w:color w:val="333333"/>
+          <w:sz w:val="21"/>
+          <w:szCs w:val="21"/>
+        </w:rPr>
+        <w:t xml:space="preserve">Contact page submit is broken</w:t>
+      </w:r>
+    </w:p>
+    <w:p>
+      <w:pPr>
+        <w:spacing w:after="120" w:line="276"/>
+      </w:pPr>
+      <w:r>
+        <w:rPr>
+          <w:rFonts w:ascii="Arial" w:cs="Arial" w:eastAsia="Arial" w:hAnsi="Arial"/>
+          <w:color w:val="333333"/>
+          <w:sz w:val="21"/>
+          <w:szCs w:val="21"/>
+        </w:rPr>
+        <w:t xml:space="preserve">Public /contact form submit fails. API route validates and sends via Resend; likely client-side issue (fetch handling or Resend config).</w:t>
+      </w:r>
+    </w:p>
+    <w:p>
+      <w:pPr>
+        <w:spacing w:after="120" w:line="276"/>
+      </w:pPr>
+      <w:r>
+        <w:rPr>
+          <w:rFonts w:ascii="Arial" w:cs="Arial" w:eastAsia="Arial" w:hAnsi="Arial"/>
+          <w:b/>
+          <w:bCs/>
+          <w:color w:val="16A34A"/>
+          <w:sz w:val="21"/>
+          <w:szCs w:val="21"/>
+        </w:rPr>
+        <w:t xml:space="preserve">Plan: </w:t>
+      </w:r>
+      <w:r>
+        <w:rPr>
+          <w:rFonts w:ascii="Arial" w:cs="Arial" w:eastAsia="Arial" w:hAnsi="Arial"/>
+          <w:color w:val="333333"/>
+          <w:sz w:val="21"/>
+          <w:szCs w:val="21"/>
+        </w:rPr>
+        <w:t xml:space="preserve">Debug handleSubmit in contact/page.tsx. curl /api/contact to isolate client vs server. Verify Resend domain + info@daysight.xyz. Add visible error state to UI.</w:t>
+      </w:r>
+    </w:p>
+    <w:p>
+      <w:pPr>
+        <w:spacing w:after="60" w:before="240"/>
+      </w:pPr>
+      <w:r>
+        <w:rPr>
+          <w:rFonts w:ascii="Arial" w:cs="Arial" w:eastAsia="Arial" w:hAnsi="Arial"/>
+          <w:b/>
+          <w:bCs/>
+          <w:color w:val="DC2626"/>
+          <w:sz w:val="21"/>
+          <w:szCs w:val="21"/>
+        </w:rPr>
+        <w:t xml:space="preserve">OWN-2  [HIGH]  </w:t>
+      </w:r>
+      <w:r>
+        <w:rPr>
+          <w:rFonts w:ascii="Arial" w:cs="Arial" w:eastAsia="Arial" w:hAnsi="Arial"/>
+          <w:b/>
+          <w:bCs/>
+          <w:color w:val="333333"/>
+          <w:sz w:val="21"/>
+          <w:szCs w:val="21"/>
+        </w:rPr>
+        <w:t xml:space="preserve">Password reset broken on mobile</w:t>
+      </w:r>
+    </w:p>
+    <w:p>
+      <w:pPr>
+        <w:spacing w:after="120" w:line="276"/>
+      </w:pPr>
+      <w:r>
+        <w:rPr>
+          <w:rFonts w:ascii="Arial" w:cs="Arial" w:eastAsia="Arial" w:hAnsi="Arial"/>
+          <w:color w:val="333333"/>
+          <w:sz w:val="21"/>
+          <w:szCs w:val="21"/>
+        </w:rPr>
+        <w:t xml:space="preserve">Works on desktop, fails on mobile. Magic link opens in different browser context (in-app vs default); /auth/callback code exchange fails or cookies don’t carry to /auth/reset-password.</w:t>
+      </w:r>
+    </w:p>
+    <w:p>
+      <w:pPr>
+        <w:spacing w:after="120" w:line="276"/>
+      </w:pPr>
+      <w:r>
+        <w:rPr>
+          <w:rFonts w:ascii="Arial" w:cs="Arial" w:eastAsia="Arial" w:hAnsi="Arial"/>
+          <w:b/>
+          <w:bCs/>
+          <w:color w:val="16A34A"/>
+          <w:sz w:val="21"/>
+          <w:szCs w:val="21"/>
+        </w:rPr>
+        <w:t xml:space="preserve">Plan: </w:t>
+      </w:r>
+      <w:r>
+        <w:rPr>
+          <w:rFonts w:ascii="Arial" w:cs="Arial" w:eastAsia="Arial" w:hAnsi="Arial"/>
+          <w:color w:val="333333"/>
+          <w:sz w:val="21"/>
+          <w:szCs w:val="21"/>
+        </w:rPr>
+        <w:t xml:space="preserve">Add type=recovery detection in callback. Consider PKCE or session token in URL hash. Alternatively detect mobile UA and prompt user to copy link to main browser. Test iOS Safari, Gmail/Outlook in-app, Android Chrome.</w:t>
       </w:r>
     </w:p>
     <w:p>
@@ -6403,29 +6661,18 @@
           <w:sz w:val="21"/>
           <w:szCs w:val="21"/>
         </w:rPr>
-        <w:t xml:space="preserve">NEW-5  </w:t>
+        <w:t xml:space="preserve">OWN-3  [MEDIUM]  </w:t>
       </w:r>
       <w:r>
         <w:rPr>
           <w:rFonts w:ascii="Arial" w:cs="Arial" w:eastAsia="Arial" w:hAnsi="Arial"/>
           <w:b/>
           <w:bCs/>
-          <w:color w:val="D97706"/>
-          <w:sz w:val="21"/>
-          <w:szCs w:val="21"/>
-        </w:rPr>
-        <w:t xml:space="preserve">[MEDIUM]  </w:t>
-      </w:r>
-      <w:r>
-        <w:rPr>
-          <w:rFonts w:ascii="Arial" w:cs="Arial" w:eastAsia="Arial" w:hAnsi="Arial"/>
-          <w:b/>
-          <w:bCs/>
-          <w:color w:val="333333"/>
-          <w:sz w:val="21"/>
-          <w:szCs w:val="21"/>
-        </w:rPr>
-        <w:t xml:space="preserve">Email in URL parameter on forgot-password link</w:t>
+          <w:color w:val="333333"/>
+          <w:sz w:val="21"/>
+          <w:szCs w:val="21"/>
+        </w:rPr>
+        <w:t xml:space="preserve">Recycling bin only shows deleted contacts, not deleted events</w:t>
       </w:r>
     </w:p>
     <w:p>
@@ -6439,7 +6686,7 @@
           <w:sz w:val="21"/>
           <w:szCs w:val="21"/>
         </w:rPr>
-        <w:t xml:space="preserve">Auth page passes email in query string (?email=...), exposing it in browser history, proxy logs, and referrer headers.</w:t>
+        <w:t xml:space="preserve">Bin only queries soft-deleted contacts. Events with deleted_at IS NOT NULL not shown. Related to OWN-8.</w:t>
       </w:r>
     </w:p>
     <w:p>
@@ -6455,98 +6702,16 @@
           <w:sz w:val="21"/>
           <w:szCs w:val="21"/>
         </w:rPr>
-        <w:t xml:space="preserve">Fix: </w:t>
-      </w:r>
-      <w:r>
-        <w:rPr>
-          <w:rFonts w:ascii="Arial" w:cs="Arial" w:eastAsia="Arial" w:hAnsi="Arial"/>
-          <w:color w:val="333333"/>
-          <w:sz w:val="21"/>
-          <w:szCs w:val="21"/>
-        </w:rPr>
-        <w:t xml:space="preserve">Store email in session state or have users re-enter it on the forgot-password page.</w:t>
-      </w:r>
-    </w:p>
-    <w:p>
-      <w:pPr>
-        <w:spacing w:after="60" w:before="240"/>
-      </w:pPr>
-      <w:r>
-        <w:rPr>
-          <w:rFonts w:ascii="Arial" w:cs="Arial" w:eastAsia="Arial" w:hAnsi="Arial"/>
-          <w:b/>
-          <w:bCs/>
-          <w:color w:val="D97706"/>
-          <w:sz w:val="21"/>
-          <w:szCs w:val="21"/>
-        </w:rPr>
-        <w:t xml:space="preserve">NEW-6  </w:t>
-      </w:r>
-      <w:r>
-        <w:rPr>
-          <w:rFonts w:ascii="Arial" w:cs="Arial" w:eastAsia="Arial" w:hAnsi="Arial"/>
-          <w:b/>
-          <w:bCs/>
-          <w:color w:val="666666"/>
-          <w:sz w:val="21"/>
-          <w:szCs w:val="21"/>
-        </w:rPr>
-        <w:t xml:space="preserve">[LOW]  </w:t>
-      </w:r>
-      <w:r>
-        <w:rPr>
-          <w:rFonts w:ascii="Arial" w:cs="Arial" w:eastAsia="Arial" w:hAnsi="Arial"/>
-          <w:b/>
-          <w:bCs/>
-          <w:color w:val="333333"/>
-          <w:sz w:val="21"/>
-          <w:szCs w:val="21"/>
-        </w:rPr>
-        <w:t xml:space="preserve">Legacy prototype files still in repo root</w:t>
-      </w:r>
-    </w:p>
-    <w:p>
-      <w:pPr>
-        <w:spacing w:after="120" w:line="276"/>
-      </w:pPr>
-      <w:r>
-        <w:rPr>
-          <w:rFonts w:ascii="Arial" w:cs="Arial" w:eastAsia="Arial" w:hAnsi="Arial"/>
-          <w:color w:val="333333"/>
-          <w:sz w:val="21"/>
-          <w:szCs w:val="21"/>
-        </w:rPr>
-        <w:t xml:space="preserve">7+ HTML files and js/store.js remain from the prototype. Documented as kept for reference but could confuse contributors.</w:t>
-      </w:r>
-    </w:p>
-    <w:p>
-      <w:pPr>
-        <w:spacing w:after="120" w:line="276"/>
-      </w:pPr>
-      <w:r>
-        <w:rPr>
-          <w:rFonts w:ascii="Arial" w:cs="Arial" w:eastAsia="Arial" w:hAnsi="Arial"/>
-          <w:b/>
-          <w:bCs/>
-          <w:color w:val="16A34A"/>
-          <w:sz w:val="21"/>
-          <w:szCs w:val="21"/>
-        </w:rPr>
-        <w:t xml:space="preserve">Fix: </w:t>
-      </w:r>
-      <w:r>
-        <w:rPr>
-          <w:rFonts w:ascii="Arial" w:cs="Arial" w:eastAsia="Arial" w:hAnsi="Arial"/>
-          <w:color w:val="333333"/>
-          <w:sz w:val="21"/>
-          <w:szCs w:val="21"/>
-        </w:rPr>
-        <w:t xml:space="preserve">Move to a legacy/ subdirectory or archive branch, or add a clear README in the root.</w:t>
-      </w:r>
-    </w:p>
-    <w:p>
-      <w:r>
-        <w:br w:type="page"/>
+        <w:t xml:space="preserve">Plan: </w:t>
+      </w:r>
+      <w:r>
+        <w:rPr>
+          <w:rFonts w:ascii="Arial" w:cs="Arial" w:eastAsia="Arial" w:hAnsi="Arial"/>
+          <w:color w:val="333333"/>
+          <w:sz w:val="21"/>
+          <w:szCs w:val="21"/>
+        </w:rPr>
+        <w:t xml:space="preserve">See OWN-8. Add loadTrashedEvents query, display in sub-tab with contact name, Restore / Delete Forever actions.</w:t>
       </w:r>
     </w:p>
     <w:p>
@@ -6572,7 +6737,7 @@
           <w:sz w:val="21"/>
           <w:szCs w:val="21"/>
         </w:rPr>
-        <w:t xml:space="preserve">Comparison of live Supabase database (project riztuyrmtyuwulezivqi) against the 8 local migration files in supabase/migrations/. All core tables and RPC functions match. The following discrepancies were found.</w:t>
+        <w:t xml:space="preserve">Live DB (riztuyrmtyuwulezivqi) vs 8 local migrations. Core tables/RPCs match. Discrepancies below.</w:t>
       </w:r>
     </w:p>
     <w:tbl>
@@ -6806,7 +6971,7 @@
                 <w:sz w:val="19"/>
                 <w:szCs w:val="19"/>
               </w:rPr>
-              <w:t xml:space="preserve">list_migrations returns [] despite all schema objects existing. Branch deployments and new environments will not know which migrations to skip.</w:t>
+              <w:t xml:space="preserve">list_migrations returns []. New environments won’t know which to skip.</w:t>
             </w:r>
           </w:p>
         </w:tc>
@@ -6836,7 +7001,7 @@
                 <w:sz w:val="19"/>
                 <w:szCs w:val="19"/>
               </w:rPr>
-              <w:t xml:space="preserve">Reconcile with Supabase CLI; manually register executed migrations.</w:t>
+              <w:t xml:space="preserve">Reconcile with Supabase CLI.</w:t>
             </w:r>
           </w:p>
         </w:tc>
@@ -6928,7 +7093,7 @@
                 <w:sz w:val="19"/>
                 <w:szCs w:val="19"/>
               </w:rPr>
-              <w:t xml:space="preserve">Partial index on events.deleted_at IS NOT NULL exists in live DB but not in any migration file.</w:t>
+              <w:t xml:space="preserve">Partial index on events.deleted_at IS NOT NULL in live DB, not in migrations.</w:t>
             </w:r>
           </w:p>
         </w:tc>
@@ -6958,7 +7123,7 @@
                 <w:sz w:val="19"/>
                 <w:szCs w:val="19"/>
               </w:rPr>
-              <w:t xml:space="preserve">Add to migration 001 or create cleanup migration 009.</w:t>
+              <w:t xml:space="preserve">Add to migration 001 or new migration 009.</w:t>
             </w:r>
           </w:p>
         </w:tc>
@@ -7050,7 +7215,7 @@
                 <w:sz w:val="19"/>
                 <w:szCs w:val="19"/>
               </w:rPr>
-              <w:t xml:space="preserve">Partial index on events.user_id WHERE deleted_at IS NULL exists in live DB but not in any migration.</w:t>
+              <w:t xml:space="preserve">Partial index events.user_id WHERE deleted_at IS NULL in live DB, not in migrations.</w:t>
             </w:r>
           </w:p>
         </w:tc>
@@ -7172,7 +7337,7 @@
                 <w:sz w:val="19"/>
                 <w:szCs w:val="19"/>
               </w:rPr>
-              <w:t xml:space="preserve">Live DB has idx_reminder_log_user_cap on (user_id, created_at). Migration 003 defines idx_reminder_log_user_sent_at on (user_id, sent_at). Different columns.</w:t>
+              <w:t xml:space="preserve">Live: idx on (user_id, created_at). Migration 003: idx on (user_id, sent_at). Column mismatch.</w:t>
             </w:r>
           </w:p>
         </w:tc>
@@ -7202,7 +7367,7 @@
                 <w:sz w:val="19"/>
                 <w:szCs w:val="19"/>
               </w:rPr>
-              <w:t xml:space="preserve">Determine which the cron route actually queries and align the migration.</w:t>
+              <w:t xml:space="preserve">Align migration to whichever column cron actually queries.</w:t>
             </w:r>
           </w:p>
         </w:tc>
@@ -7294,7 +7459,7 @@
                 <w:sz w:val="19"/>
                 <w:szCs w:val="19"/>
               </w:rPr>
-              <w:t xml:space="preserve">events table has deleted_at (timestamptz, nullable) in live DB but no migration defines it.</w:t>
+              <w:t xml:space="preserve">events.deleted_at exists in live DB, no migration defines it.</w:t>
             </w:r>
           </w:p>
         </w:tc>
@@ -7324,7 +7489,7 @@
                 <w:sz w:val="19"/>
                 <w:szCs w:val="19"/>
               </w:rPr>
-              <w:t xml:space="preserve">Add to a new migration to codify event soft-delete support.</w:t>
+              <w:t xml:space="preserve">Add migration to codify event soft-delete.</w:t>
             </w:r>
           </w:p>
         </w:tc>
@@ -7416,7 +7581,7 @@
                 <w:sz w:val="19"/>
                 <w:szCs w:val="19"/>
               </w:rPr>
-              <w:t xml:space="preserve">Deny INSERT/UPDATE/DELETE policies on reminder_log (3) and shown_gifts (3) exist in live DB but not in migrations.</w:t>
+              <w:t xml:space="preserve">6 deny policies (reminder_log + shown_gifts) in live DB, not in migrations.</w:t>
             </w:r>
           </w:p>
         </w:tc>
@@ -7446,7 +7611,7 @@
                 <w:sz w:val="19"/>
                 <w:szCs w:val="19"/>
               </w:rPr>
-              <w:t xml:space="preserve">Good security practice; add to migrations to document this posture.</w:t>
+              <w:t xml:space="preserve">Good practice; add to migrations.</w:t>
             </w:r>
           </w:p>
         </w:tc>
@@ -7538,7 +7703,7 @@
                 <w:sz w:val="19"/>
                 <w:szCs w:val="19"/>
               </w:rPr>
-              <w:t xml:space="preserve">Supabase-managed event trigger function that auto-enables RLS on new tables. Not from application code.</w:t>
+              <w:t xml:space="preserve">Supabase-managed trigger, auto-enables RLS on new tables.</w:t>
             </w:r>
           </w:p>
         </w:tc>
@@ -7568,7 +7733,7 @@
                 <w:sz w:val="19"/>
                 <w:szCs w:val="19"/>
               </w:rPr>
-              <w:t xml:space="preserve">No action needed; document as Supabase-managed.</w:t>
+              <w:t xml:space="preserve">No action needed.</w:t>
             </w:r>
           </w:p>
         </w:tc>
@@ -7607,7 +7772,7 @@
           <w:sz w:val="20"/>
           <w:szCs w:val="20"/>
         </w:rPr>
-        <w:t xml:space="preserve">All 8 core tables have correct column definitions, data types, and constraints (profiles, contacts, events, reminder_log, shown_gifts, gift_catalog, conversion_events, email_overrides)</w:t>
+        <w:t xml:space="preserve">All 8 core tables correct (profiles, contacts, events, reminder_log, shown_gifts, gift_catalog, conversion_events, email_overrides)</w:t>
       </w:r>
     </w:p>
     <w:p>
@@ -7626,7 +7791,7 @@
           <w:sz w:val="20"/>
           <w:szCs w:val="20"/>
         </w:rPr>
-        <w:t xml:space="preserve">All 4 expected RPC functions exist and match migrations (handle_new_user, set_updated_at, update_drips_sent, delete_user_account)</w:t>
+        <w:t xml:space="preserve">All 4 RPCs match (handle_new_user, set_updated_at, update_drips_sent, delete_user_account)</w:t>
       </w:r>
     </w:p>
     <w:p>
@@ -7645,7 +7810,7 @@
           <w:sz w:val="20"/>
           <w:szCs w:val="20"/>
         </w:rPr>
-        <w:t xml:space="preserve">All 3 expected triggers exist (profiles_updated_at, gift_catalog_updated_at, email_overrides_updated_at)</w:t>
+        <w:t xml:space="preserve">All 3 triggers match</w:t>
       </w:r>
     </w:p>
     <w:p>
@@ -7664,7 +7829,7 @@
           <w:sz w:val="20"/>
           <w:szCs w:val="20"/>
         </w:rPr>
-        <w:t xml:space="preserve">Gift catalog contains 31 active seed gifts matching migration 004</w:t>
+        <w:t xml:space="preserve">31 seed gifts match migration 004</w:t>
       </w:r>
     </w:p>
     <w:p>
@@ -7683,7 +7848,7 @@
           <w:sz w:val="20"/>
           <w:szCs w:val="20"/>
         </w:rPr>
-        <w:t xml:space="preserve">Consent columns (consent_terms, consent_emails, consent_at) present per migration 007</w:t>
+        <w:t xml:space="preserve">Consent columns present per migration 007</w:t>
       </w:r>
     </w:p>
     <w:p>
@@ -7728,7 +7893,7 @@
           <w:sz w:val="21"/>
           <w:szCs w:val="21"/>
         </w:rPr>
-        <w:t xml:space="preserve">All previous Tier 1 security items (NEW-1 user_id filters, #11 password flow, #12 + NEW-2 error sanitization) have been fixed.</w:t>
+        <w:t xml:space="preserve">Previous Tier 1 security items (NEW-1, #11, #12, NEW-2) all fixed.</w:t>
       </w:r>
     </w:p>
     <w:p>
@@ -7747,7 +7912,7 @@
           <w:sz w:val="20"/>
           <w:szCs w:val="20"/>
         </w:rPr>
-        <w:t xml:space="preserve">Supabase migration tracking: Reconcile empty migration history with CLI</w:t>
+        <w:t xml:space="preserve">Reconcile empty Supabase migration history with CLI</w:t>
       </w:r>
     </w:p>
     <w:p>
@@ -7766,7 +7931,45 @@
           <w:sz w:val="20"/>
           <w:szCs w:val="20"/>
         </w:rPr>
-        <w:t xml:space="preserve">Supabase index mismatch on reminder_log (created_at vs sent_at) — determine which the code queries and align</w:t>
+        <w:t xml:space="preserve">reminder_log index mismatch (created_at vs sent_at) — align to actual query</w:t>
+      </w:r>
+    </w:p>
+    <w:p>
+      <w:pPr>
+        <w:pStyle w:val="ListParagraph"/>
+        <w:numPr>
+          <w:ilvl w:val="0"/>
+          <w:numId w:val="3"/>
+        </w:numPr>
+        <w:spacing w:after="80" w:line="276"/>
+      </w:pPr>
+      <w:r>
+        <w:rPr>
+          <w:rFonts w:ascii="Arial" w:cs="Arial" w:eastAsia="Arial" w:hAnsi="Arial"/>
+          <w:color w:val="333333"/>
+          <w:sz w:val="20"/>
+          <w:szCs w:val="20"/>
+        </w:rPr>
+        <w:t xml:space="preserve">OWN-1: Fix /contact submit (HIGH)</w:t>
+      </w:r>
+    </w:p>
+    <w:p>
+      <w:pPr>
+        <w:pStyle w:val="ListParagraph"/>
+        <w:numPr>
+          <w:ilvl w:val="0"/>
+          <w:numId w:val="3"/>
+        </w:numPr>
+        <w:spacing w:after="80" w:line="276"/>
+      </w:pPr>
+      <w:r>
+        <w:rPr>
+          <w:rFonts w:ascii="Arial" w:cs="Arial" w:eastAsia="Arial" w:hAnsi="Arial"/>
+          <w:color w:val="333333"/>
+          <w:sz w:val="20"/>
+          <w:szCs w:val="20"/>
+        </w:rPr>
+        <w:t xml:space="preserve">OWN-2: Fix mobile password reset (HIGH)</w:t>
       </w:r>
     </w:p>
     <w:p>
@@ -7797,7 +8000,7 @@
           <w:sz w:val="20"/>
           <w:szCs w:val="20"/>
         </w:rPr>
-        <w:t xml:space="preserve">Add events.deleted_at column to a migration file to codify event soft-delete</w:t>
+        <w:t xml:space="preserve">Add events.deleted_at to migration (codify soft-delete)</w:t>
       </w:r>
     </w:p>
     <w:p>
@@ -7816,7 +8019,7 @@
           <w:sz w:val="20"/>
           <w:szCs w:val="20"/>
         </w:rPr>
-        <w:t xml:space="preserve">#23: Decide on conversion_events FK behavior (RESTRICT vs denormalize)</w:t>
+        <w:t xml:space="preserve">#23: conversion_events FK (RESTRICT vs denormalize)</w:t>
       </w:r>
     </w:p>
     <w:p>
@@ -7835,7 +8038,7 @@
           <w:sz w:val="20"/>
           <w:szCs w:val="20"/>
         </w:rPr>
-        <w:t xml:space="preserve">#25: Fix recycling bin restore clearing confirm state</w:t>
+        <w:t xml:space="preserve">#25: Fix bin restore stale confirm state</w:t>
       </w:r>
     </w:p>
     <w:p>
@@ -7854,7 +8057,7 @@
           <w:sz w:val="20"/>
           <w:szCs w:val="20"/>
         </w:rPr>
-        <w:t xml:space="preserve">NEW-4: Extract TRASH_HOLD_DAYS to shared constant</w:t>
+        <w:t xml:space="preserve">NEW-4: TRASH_HOLD_DAYS → shared constant</w:t>
       </w:r>
     </w:p>
     <w:p>
@@ -7873,7 +8076,83 @@
           <w:sz w:val="20"/>
           <w:szCs w:val="20"/>
         </w:rPr>
-        <w:t xml:space="preserve">NEW-5: Remove email from URL parameter on forgot-password link</w:t>
+        <w:t xml:space="preserve">NEW-5: Remove email from forgot-password URL param</w:t>
+      </w:r>
+    </w:p>
+    <w:p>
+      <w:pPr>
+        <w:pStyle w:val="ListParagraph"/>
+        <w:numPr>
+          <w:ilvl w:val="0"/>
+          <w:numId w:val="4"/>
+        </w:numPr>
+        <w:spacing w:after="80" w:line="276"/>
+      </w:pPr>
+      <w:r>
+        <w:rPr>
+          <w:rFonts w:ascii="Arial" w:cs="Arial" w:eastAsia="Arial" w:hAnsi="Arial"/>
+          <w:color w:val="333333"/>
+          <w:sz w:val="20"/>
+          <w:szCs w:val="20"/>
+        </w:rPr>
+        <w:t xml:space="preserve">OWN-3+8: Bin deleted-events tab with contact name</w:t>
+      </w:r>
+    </w:p>
+    <w:p>
+      <w:pPr>
+        <w:pStyle w:val="ListParagraph"/>
+        <w:numPr>
+          <w:ilvl w:val="0"/>
+          <w:numId w:val="4"/>
+        </w:numPr>
+        <w:spacing w:after="80" w:line="276"/>
+      </w:pPr>
+      <w:r>
+        <w:rPr>
+          <w:rFonts w:ascii="Arial" w:cs="Arial" w:eastAsia="Arial" w:hAnsi="Arial"/>
+          <w:color w:val="333333"/>
+          <w:sz w:val="20"/>
+          <w:szCs w:val="20"/>
+        </w:rPr>
+        <w:t xml:space="preserve">OWN-7: Add-contact → add-event flow</w:t>
+      </w:r>
+    </w:p>
+    <w:p>
+      <w:pPr>
+        <w:pStyle w:val="ListParagraph"/>
+        <w:numPr>
+          <w:ilvl w:val="0"/>
+          <w:numId w:val="4"/>
+        </w:numPr>
+        <w:spacing w:after="80" w:line="276"/>
+      </w:pPr>
+      <w:r>
+        <w:rPr>
+          <w:rFonts w:ascii="Arial" w:cs="Arial" w:eastAsia="Arial" w:hAnsi="Arial"/>
+          <w:color w:val="333333"/>
+          <w:sz w:val="20"/>
+          <w:szCs w:val="20"/>
+        </w:rPr>
+        <w:t xml:space="preserve">OWN-10: Data export to admin-only (email search, CSV)</w:t>
+      </w:r>
+    </w:p>
+    <w:p>
+      <w:pPr>
+        <w:pStyle w:val="ListParagraph"/>
+        <w:numPr>
+          <w:ilvl w:val="0"/>
+          <w:numId w:val="4"/>
+        </w:numPr>
+        <w:spacing w:after="80" w:line="276"/>
+      </w:pPr>
+      <w:r>
+        <w:rPr>
+          <w:rFonts w:ascii="Arial" w:cs="Arial" w:eastAsia="Arial" w:hAnsi="Arial"/>
+          <w:color w:val="333333"/>
+          <w:sz w:val="20"/>
+          <w:szCs w:val="20"/>
+        </w:rPr>
+        <w:t xml:space="preserve">OWN-11: Settings unsaved-changes warning</w:t>
       </w:r>
     </w:p>
     <w:p>
@@ -7904,7 +8183,7 @@
           <w:sz w:val="20"/>
           <w:szCs w:val="20"/>
         </w:rPr>
-        <w:t xml:space="preserve">#17: Upgrade contact form rate limiting to distributed (Upstash Redis)</w:t>
+        <w:t xml:space="preserve">#17: Distributed rate limiting (Upstash Redis)</w:t>
       </w:r>
     </w:p>
     <w:p>
@@ -7942,7 +8221,7 @@
           <w:sz w:val="20"/>
           <w:szCs w:val="20"/>
         </w:rPr>
-        <w:t xml:space="preserve">#31: Add ARIA attributes and focus traps to modals</w:t>
+        <w:t xml:space="preserve">#31: ARIA + focus traps on modals</w:t>
       </w:r>
     </w:p>
     <w:p>
@@ -7961,7 +8240,7 @@
           <w:sz w:val="20"/>
           <w:szCs w:val="20"/>
         </w:rPr>
-        <w:t xml:space="preserve">#37, #38: Minor UI polish (day clamping feedback, urgency color consistency)</w:t>
+        <w:t xml:space="preserve">#37, #38: Day clamp toast, urgency color</w:t>
       </w:r>
     </w:p>
     <w:p>
@@ -7980,7 +8259,7 @@
           <w:sz w:val="20"/>
           <w:szCs w:val="20"/>
         </w:rPr>
-        <w:t xml:space="preserve">NEW-3: Fix calendar URL display in settings to show signed URL only</w:t>
+        <w:t xml:space="preserve">NEW-3: Calendar URL → signed URL only</w:t>
       </w:r>
     </w:p>
     <w:p>
@@ -7999,7 +8278,7 @@
           <w:sz w:val="20"/>
           <w:szCs w:val="20"/>
         </w:rPr>
-        <w:t xml:space="preserve">NEW-6: Move legacy prototype files to legacy/ subdirectory</w:t>
+        <w:t xml:space="preserve">NEW-6: Prototype files → legacy/</w:t>
       </w:r>
     </w:p>
     <w:p>
@@ -8018,7 +8297,637 @@
           <w:sz w:val="20"/>
           <w:szCs w:val="20"/>
         </w:rPr>
-        <w:t xml:space="preserve">Add explicit deny RLS policies to migration files for reminder_log and shown_gifts</w:t>
+        <w:t xml:space="preserve">Add deny RLS policies to migrations (reminder_log, shown_gifts)</w:t>
+      </w:r>
+    </w:p>
+    <w:p>
+      <w:pPr>
+        <w:pStyle w:val="Heading1"/>
+        <w:spacing w:after="150" w:before="300"/>
+      </w:pPr>
+      <w:r>
+        <w:rPr>
+          <w:rFonts w:ascii="Arial" w:cs="Arial" w:eastAsia="Arial" w:hAnsi="Arial"/>
+        </w:rPr>
+        <w:t xml:space="preserve">Section 6: Owner-Requested Features &amp; Changes (7)</w:t>
+      </w:r>
+    </w:p>
+    <w:p>
+      <w:pPr>
+        <w:spacing w:after="120" w:line="276"/>
+      </w:pPr>
+      <w:r>
+        <w:rPr>
+          <w:rFonts w:ascii="Arial" w:cs="Arial" w:eastAsia="Arial" w:hAnsi="Arial"/>
+          <w:color w:val="333333"/>
+          <w:sz w:val="21"/>
+          <w:szCs w:val="21"/>
+        </w:rPr>
+        <w:t xml:space="preserve">Owner-filed May 3, 2026. Implementation plans included.</w:t>
+      </w:r>
+    </w:p>
+    <w:p>
+      <w:pPr>
+        <w:spacing w:after="60" w:before="240"/>
+      </w:pPr>
+      <w:r>
+        <w:rPr>
+          <w:rFonts w:ascii="Arial" w:cs="Arial" w:eastAsia="Arial" w:hAnsi="Arial"/>
+          <w:b/>
+          <w:bCs/>
+          <w:color w:val="2563EB"/>
+          <w:sz w:val="21"/>
+          <w:szCs w:val="21"/>
+        </w:rPr>
+        <w:t xml:space="preserve">OWN-4  [LOW]  </w:t>
+      </w:r>
+      <w:r>
+        <w:rPr>
+          <w:rFonts w:ascii="Arial" w:cs="Arial" w:eastAsia="Arial" w:hAnsi="Arial"/>
+          <w:b/>
+          <w:bCs/>
+          <w:color w:val="333333"/>
+          <w:sz w:val="21"/>
+          <w:szCs w:val="21"/>
+        </w:rPr>
+        <w:t xml:space="preserve">Add gender input for contacts</w:t>
+      </w:r>
+    </w:p>
+    <w:p>
+      <w:pPr>
+        <w:spacing w:after="120" w:line="276"/>
+      </w:pPr>
+      <w:r>
+        <w:rPr>
+          <w:rFonts w:ascii="Arial" w:cs="Arial" w:eastAsia="Arial" w:hAnsi="Arial"/>
+          <w:color w:val="333333"/>
+          <w:sz w:val="21"/>
+          <w:szCs w:val="21"/>
+        </w:rPr>
+        <w:t xml:space="preserve">Optional gender/pronoun field. Improves gift engine relevance and email personalization.</w:t>
+      </w:r>
+    </w:p>
+    <w:p>
+      <w:pPr>
+        <w:spacing w:after="120" w:line="276"/>
+      </w:pPr>
+      <w:r>
+        <w:rPr>
+          <w:rFonts w:ascii="Arial" w:cs="Arial" w:eastAsia="Arial" w:hAnsi="Arial"/>
+          <w:b/>
+          <w:bCs/>
+          <w:color w:val="16A34A"/>
+          <w:sz w:val="21"/>
+          <w:szCs w:val="21"/>
+        </w:rPr>
+        <w:t xml:space="preserve">Plan: </w:t>
+      </w:r>
+      <w:r>
+        <w:rPr>
+          <w:rFonts w:ascii="Arial" w:cs="Arial" w:eastAsia="Arial" w:hAnsi="Arial"/>
+          <w:color w:val="333333"/>
+          <w:sz w:val="21"/>
+          <w:szCs w:val="21"/>
+        </w:rPr>
+        <w:t xml:space="preserve">Migration: ADD COLUMN gender text CHECK (male/female/non-binary/other/prefer_not_to_say) DEFAULT NULL. Add dropdown to contacts/page.tsx, contacts/[id]/page.tsx, onboarding Step 2. Optionally update gift-engine.ts + email templates.</w:t>
+      </w:r>
+    </w:p>
+    <w:p>
+      <w:pPr>
+        <w:spacing w:after="60" w:before="240"/>
+      </w:pPr>
+      <w:r>
+        <w:rPr>
+          <w:rFonts w:ascii="Arial" w:cs="Arial" w:eastAsia="Arial" w:hAnsi="Arial"/>
+          <w:b/>
+          <w:bCs/>
+          <w:color w:val="2563EB"/>
+          <w:sz w:val="21"/>
+          <w:szCs w:val="21"/>
+        </w:rPr>
+        <w:t xml:space="preserve">OWN-5  [LOW]  </w:t>
+      </w:r>
+      <w:r>
+        <w:rPr>
+          <w:rFonts w:ascii="Arial" w:cs="Arial" w:eastAsia="Arial" w:hAnsi="Arial"/>
+          <w:b/>
+          <w:bCs/>
+          <w:color w:val="333333"/>
+          <w:sz w:val="21"/>
+          <w:szCs w:val="21"/>
+        </w:rPr>
+        <w:t xml:space="preserve">Add budget tier to onboarding flow</w:t>
+      </w:r>
+    </w:p>
+    <w:p>
+      <w:pPr>
+        <w:spacing w:after="120" w:line="276"/>
+      </w:pPr>
+      <w:r>
+        <w:rPr>
+          <w:rFonts w:ascii="Arial" w:cs="Arial" w:eastAsia="Arial" w:hAnsi="Arial"/>
+          <w:color w:val="333333"/>
+          <w:sz w:val="21"/>
+          <w:szCs w:val="21"/>
+        </w:rPr>
+        <w:t xml:space="preserve">Onboarding Step 3 has gift categories but no budget tier. DB column + contacts page already support it.</w:t>
+      </w:r>
+    </w:p>
+    <w:p>
+      <w:pPr>
+        <w:spacing w:after="120" w:line="276"/>
+      </w:pPr>
+      <w:r>
+        <w:rPr>
+          <w:rFonts w:ascii="Arial" w:cs="Arial" w:eastAsia="Arial" w:hAnsi="Arial"/>
+          <w:b/>
+          <w:bCs/>
+          <w:color w:val="16A34A"/>
+          <w:sz w:val="21"/>
+          <w:szCs w:val="21"/>
+        </w:rPr>
+        <w:t xml:space="preserve">Plan: </w:t>
+      </w:r>
+      <w:r>
+        <w:rPr>
+          <w:rFonts w:ascii="Arial" w:cs="Arial" w:eastAsia="Arial" w:hAnsi="Arial"/>
+          <w:color w:val="333333"/>
+          <w:sz w:val="21"/>
+          <w:szCs w:val="21"/>
+        </w:rPr>
+        <w:t xml:space="preserve">Add a budget tier &lt;select&gt; to onboarding/page.tsx Step 3 (same options as contacts page: Any budget, Under $50, $50–$100, Over $100). Add budgetTier state variable and include it in the handleSaveAndFinish contacts.insert payload as budget_tier. No migration needed.</w:t>
+      </w:r>
+    </w:p>
+    <w:p>
+      <w:pPr>
+        <w:spacing w:after="60" w:before="240"/>
+      </w:pPr>
+      <w:r>
+        <w:rPr>
+          <w:rFonts w:ascii="Arial" w:cs="Arial" w:eastAsia="Arial" w:hAnsi="Arial"/>
+          <w:b/>
+          <w:bCs/>
+          <w:color w:val="D97706"/>
+          <w:sz w:val="21"/>
+          <w:szCs w:val="21"/>
+        </w:rPr>
+        <w:t xml:space="preserve">OWN-6  [MEDIUM]  </w:t>
+      </w:r>
+      <w:r>
+        <w:rPr>
+          <w:rFonts w:ascii="Arial" w:cs="Arial" w:eastAsia="Arial" w:hAnsi="Arial"/>
+          <w:b/>
+          <w:bCs/>
+          <w:color w:val="333333"/>
+          <w:sz w:val="21"/>
+          <w:szCs w:val="21"/>
+        </w:rPr>
+        <w:t xml:space="preserve">Escape key to close all modals and popups</w:t>
+      </w:r>
+    </w:p>
+    <w:p>
+      <w:pPr>
+        <w:spacing w:after="120" w:line="276"/>
+      </w:pPr>
+      <w:r>
+        <w:rPr>
+          <w:rFonts w:ascii="Arial" w:cs="Arial" w:eastAsia="Arial" w:hAnsi="Arial"/>
+          <w:color w:val="333333"/>
+          <w:sz w:val="21"/>
+          <w:szCs w:val="21"/>
+        </w:rPr>
+        <w:t xml:space="preserve">Escape should dismiss all modals: Add/Edit Contact, Delete confirm, Add/Edit Event, Calendar Help.</w:t>
+      </w:r>
+    </w:p>
+    <w:p>
+      <w:pPr>
+        <w:spacing w:after="120" w:line="276"/>
+      </w:pPr>
+      <w:r>
+        <w:rPr>
+          <w:rFonts w:ascii="Arial" w:cs="Arial" w:eastAsia="Arial" w:hAnsi="Arial"/>
+          <w:b/>
+          <w:bCs/>
+          <w:color w:val="16A34A"/>
+          <w:sz w:val="21"/>
+          <w:szCs w:val="21"/>
+        </w:rPr>
+        <w:t xml:space="preserve">Plan: </w:t>
+      </w:r>
+      <w:r>
+        <w:rPr>
+          <w:rFonts w:ascii="Arial" w:cs="Arial" w:eastAsia="Arial" w:hAnsi="Arial"/>
+          <w:color w:val="333333"/>
+          <w:sz w:val="21"/>
+          <w:szCs w:val="21"/>
+        </w:rPr>
+        <w:t xml:space="preserve">Shared useEscapeKey(callback) hook. Apply in contacts/page.tsx, contacts/[id]/page.tsx, settings/page.tsx. Also add backdrop onClick to close.</w:t>
+      </w:r>
+    </w:p>
+    <w:p>
+      <w:pPr>
+        <w:spacing w:after="60" w:before="240"/>
+      </w:pPr>
+      <w:r>
+        <w:rPr>
+          <w:rFonts w:ascii="Arial" w:cs="Arial" w:eastAsia="Arial" w:hAnsi="Arial"/>
+          <w:b/>
+          <w:bCs/>
+          <w:color w:val="D97706"/>
+          <w:sz w:val="21"/>
+          <w:szCs w:val="21"/>
+        </w:rPr>
+        <w:t xml:space="preserve">OWN-7  [MEDIUM]  </w:t>
+      </w:r>
+      <w:r>
+        <w:rPr>
+          <w:rFonts w:ascii="Arial" w:cs="Arial" w:eastAsia="Arial" w:hAnsi="Arial"/>
+          <w:b/>
+          <w:bCs/>
+          <w:color w:val="333333"/>
+          <w:sz w:val="21"/>
+          <w:szCs w:val="21"/>
+        </w:rPr>
+        <w:t xml:space="preserve">Add Contact should flow directly into adding an event</w:t>
+      </w:r>
+    </w:p>
+    <w:p>
+      <w:pPr>
+        <w:spacing w:after="120" w:line="276"/>
+      </w:pPr>
+      <w:r>
+        <w:rPr>
+          <w:rFonts w:ascii="Arial" w:cs="Arial" w:eastAsia="Arial" w:hAnsi="Arial"/>
+          <w:color w:val="333333"/>
+          <w:sz w:val="21"/>
+          <w:szCs w:val="21"/>
+        </w:rPr>
+        <w:t xml:space="preserve">Adding contact requires 2 extra clicks to add first event.</w:t>
+      </w:r>
+    </w:p>
+    <w:p>
+      <w:pPr>
+        <w:spacing w:after="120" w:line="276"/>
+      </w:pPr>
+      <w:r>
+        <w:rPr>
+          <w:rFonts w:ascii="Arial" w:cs="Arial" w:eastAsia="Arial" w:hAnsi="Arial"/>
+          <w:b/>
+          <w:bCs/>
+          <w:color w:val="16A34A"/>
+          <w:sz w:val="21"/>
+          <w:szCs w:val="21"/>
+        </w:rPr>
+        <w:t xml:space="preserve">Plan: </w:t>
+      </w:r>
+      <w:r>
+        <w:rPr>
+          <w:rFonts w:ascii="Arial" w:cs="Arial" w:eastAsia="Arial" w:hAnsi="Arial"/>
+          <w:color w:val="333333"/>
+          <w:sz w:val="21"/>
+          <w:szCs w:val="21"/>
+        </w:rPr>
+        <w:t xml:space="preserve">On add-mode save: .insert().select().single() to get new ID, then router.push(/contacts/${newId}?addEvent=true). Detail page checks addEvent param and auto-opens Add Event modal.</w:t>
+      </w:r>
+    </w:p>
+    <w:p>
+      <w:pPr>
+        <w:spacing w:after="60" w:before="240"/>
+      </w:pPr>
+      <w:r>
+        <w:rPr>
+          <w:rFonts w:ascii="Arial" w:cs="Arial" w:eastAsia="Arial" w:hAnsi="Arial"/>
+          <w:b/>
+          <w:bCs/>
+          <w:color w:val="D97706"/>
+          <w:sz w:val="21"/>
+          <w:szCs w:val="21"/>
+        </w:rPr>
+        <w:t xml:space="preserve">OWN-8  [MEDIUM]  </w:t>
+      </w:r>
+      <w:r>
+        <w:rPr>
+          <w:rFonts w:ascii="Arial" w:cs="Arial" w:eastAsia="Arial" w:hAnsi="Arial"/>
+          <w:b/>
+          <w:bCs/>
+          <w:color w:val="333333"/>
+          <w:sz w:val="21"/>
+          <w:szCs w:val="21"/>
+        </w:rPr>
+        <w:t xml:space="preserve">Add deleted-events tab to the recycling bin</w:t>
+      </w:r>
+    </w:p>
+    <w:p>
+      <w:pPr>
+        <w:spacing w:after="120" w:line="276"/>
+      </w:pPr>
+      <w:r>
+        <w:rPr>
+          <w:rFonts w:ascii="Arial" w:cs="Arial" w:eastAsia="Arial" w:hAnsi="Arial"/>
+          <w:color w:val="333333"/>
+          <w:sz w:val="21"/>
+          <w:szCs w:val="21"/>
+        </w:rPr>
+        <w:t xml:space="preserve">Bin only shows deleted contacts. Need events tab with type, date, contact name, restore/delete.</w:t>
+      </w:r>
+    </w:p>
+    <w:p>
+      <w:pPr>
+        <w:spacing w:after="120" w:line="276"/>
+      </w:pPr>
+      <w:r>
+        <w:rPr>
+          <w:rFonts w:ascii="Arial" w:cs="Arial" w:eastAsia="Arial" w:hAnsi="Arial"/>
+          <w:b/>
+          <w:bCs/>
+          <w:color w:val="16A34A"/>
+          <w:sz w:val="21"/>
+          <w:szCs w:val="21"/>
+        </w:rPr>
+        <w:t xml:space="preserve">Plan: </w:t>
+      </w:r>
+      <w:r>
+        <w:rPr>
+          <w:rFonts w:ascii="Arial" w:cs="Arial" w:eastAsia="Arial" w:hAnsi="Arial"/>
+          <w:color w:val="333333"/>
+          <w:sz w:val="21"/>
+          <w:szCs w:val="21"/>
+        </w:rPr>
+        <w:t xml:space="preserve">settings/page.tsx: add Contacts/Events sub-tabs in Bin. loadTrashedEvents: events WHERE deleted_at IS NOT NULL, join contact names. Show type + date, contact, countdown, Restore/Delete Forever.</w:t>
+      </w:r>
+    </w:p>
+    <w:p>
+      <w:pPr>
+        <w:spacing w:after="60" w:before="240"/>
+      </w:pPr>
+      <w:r>
+        <w:rPr>
+          <w:rFonts w:ascii="Arial" w:cs="Arial" w:eastAsia="Arial" w:hAnsi="Arial"/>
+          <w:b/>
+          <w:bCs/>
+          <w:color w:val="D97706"/>
+          <w:sz w:val="21"/>
+          <w:szCs w:val="21"/>
+        </w:rPr>
+        <w:t xml:space="preserve">OWN-9  [MEDIUM]  </w:t>
+      </w:r>
+      <w:r>
+        <w:rPr>
+          <w:rFonts w:ascii="Arial" w:cs="Arial" w:eastAsia="Arial" w:hAnsi="Arial"/>
+          <w:b/>
+          <w:bCs/>
+          <w:color w:val="333333"/>
+          <w:sz w:val="21"/>
+          <w:szCs w:val="21"/>
+        </w:rPr>
+        <w:t xml:space="preserve">Update privacy policy (outdated cookie and retention language)</w:t>
+      </w:r>
+    </w:p>
+    <w:p>
+      <w:pPr>
+        <w:spacing w:after="120" w:line="276"/>
+      </w:pPr>
+      <w:r>
+        <w:rPr>
+          <w:rFonts w:ascii="Arial" w:cs="Arial" w:eastAsia="Arial" w:hAnsi="Arial"/>
+          <w:color w:val="333333"/>
+          <w:sz w:val="21"/>
+          <w:szCs w:val="21"/>
+        </w:rPr>
+        <w:t xml:space="preserve">Outdated cookie refs, mismatched retention timelines, vague GDPR basis (flagged in CLAUDE.md).</w:t>
+      </w:r>
+    </w:p>
+    <w:p>
+      <w:pPr>
+        <w:spacing w:after="120" w:line="276"/>
+      </w:pPr>
+      <w:r>
+        <w:rPr>
+          <w:rFonts w:ascii="Arial" w:cs="Arial" w:eastAsia="Arial" w:hAnsi="Arial"/>
+          <w:b/>
+          <w:bCs/>
+          <w:color w:val="16A34A"/>
+          <w:sz w:val="21"/>
+          <w:szCs w:val="21"/>
+        </w:rPr>
+        <w:t xml:space="preserve">Plan: </w:t>
+      </w:r>
+      <w:r>
+        <w:rPr>
+          <w:rFonts w:ascii="Arial" w:cs="Arial" w:eastAsia="Arial" w:hAnsi="Arial"/>
+          <w:color w:val="333333"/>
+          <w:sz w:val="21"/>
+          <w:szCs w:val="21"/>
+        </w:rPr>
+        <w:t xml:space="preserve">Rewrite privacy/page.tsx: remove cookie refs, align retention, map processing to GDPR bases. Legal review before deploy.</w:t>
+      </w:r>
+    </w:p>
+    <w:p>
+      <w:pPr>
+        <w:spacing w:after="60" w:before="240"/>
+      </w:pPr>
+      <w:r>
+        <w:rPr>
+          <w:rFonts w:ascii="Arial" w:cs="Arial" w:eastAsia="Arial" w:hAnsi="Arial"/>
+          <w:b/>
+          <w:bCs/>
+          <w:color w:val="D97706"/>
+          <w:sz w:val="21"/>
+          <w:szCs w:val="21"/>
+        </w:rPr>
+        <w:t xml:space="preserve">OWN-10  [MEDIUM]  </w:t>
+      </w:r>
+      <w:r>
+        <w:rPr>
+          <w:rFonts w:ascii="Arial" w:cs="Arial" w:eastAsia="Arial" w:hAnsi="Arial"/>
+          <w:b/>
+          <w:bCs/>
+          <w:color w:val="333333"/>
+          <w:sz w:val="21"/>
+          <w:szCs w:val="21"/>
+        </w:rPr>
+        <w:t xml:space="preserve">Move data export to admin-only; remove from user settings</w:t>
+      </w:r>
+    </w:p>
+    <w:p>
+      <w:pPr>
+        <w:spacing w:after="120" w:line="276"/>
+      </w:pPr>
+      <w:r>
+        <w:rPr>
+          <w:rFonts w:ascii="Arial" w:cs="Arial" w:eastAsia="Arial" w:hAnsi="Arial"/>
+          <w:color w:val="333333"/>
+          <w:sz w:val="21"/>
+          <w:szCs w:val="21"/>
+        </w:rPr>
+        <w:t xml:space="preserve">Remove user-facing export. Users email support. Add admin tool: search by email, export CSV.</w:t>
+      </w:r>
+    </w:p>
+    <w:p>
+      <w:pPr>
+        <w:spacing w:after="120" w:line="276"/>
+      </w:pPr>
+      <w:r>
+        <w:rPr>
+          <w:rFonts w:ascii="Arial" w:cs="Arial" w:eastAsia="Arial" w:hAnsi="Arial"/>
+          <w:b/>
+          <w:bCs/>
+          <w:color w:val="16A34A"/>
+          <w:sz w:val="21"/>
+          <w:szCs w:val="21"/>
+        </w:rPr>
+        <w:t xml:space="preserve">Plan: </w:t>
+      </w:r>
+      <w:r>
+        <w:rPr>
+          <w:rFonts w:ascii="Arial" w:cs="Arial" w:eastAsia="Arial" w:hAnsi="Arial"/>
+          <w:color w:val="333333"/>
+          <w:sz w:val="21"/>
+          <w:szCs w:val="21"/>
+        </w:rPr>
+        <w:t xml:space="preserve">settings/page.tsx: remove handleExport + button, replace with support email note. admin/page.tsx: add User Data Export section — email search, query profiles via admin client, fetch contacts + events, PapaParse CSV download. Already is_admin gated.</w:t>
+      </w:r>
+    </w:p>
+    <w:p>
+      <w:pPr>
+        <w:spacing w:after="60" w:before="240"/>
+      </w:pPr>
+      <w:r>
+        <w:rPr>
+          <w:rFonts w:ascii="Arial" w:cs="Arial" w:eastAsia="Arial" w:hAnsi="Arial"/>
+          <w:b/>
+          <w:bCs/>
+          <w:color w:val="D97706"/>
+          <w:sz w:val="21"/>
+          <w:szCs w:val="21"/>
+        </w:rPr>
+        <w:t xml:space="preserve">OWN-11  [MEDIUM]  </w:t>
+      </w:r>
+      <w:r>
+        <w:rPr>
+          <w:rFonts w:ascii="Arial" w:cs="Arial" w:eastAsia="Arial" w:hAnsi="Arial"/>
+          <w:b/>
+          <w:bCs/>
+          <w:color w:val="333333"/>
+          <w:sz w:val="21"/>
+          <w:szCs w:val="21"/>
+        </w:rPr>
+        <w:t xml:space="preserve">Unsaved changes warning on Settings page</w:t>
+      </w:r>
+    </w:p>
+    <w:p>
+      <w:pPr>
+        <w:spacing w:after="120" w:line="276"/>
+      </w:pPr>
+      <w:r>
+        <w:rPr>
+          <w:rFonts w:ascii="Arial" w:cs="Arial" w:eastAsia="Arial" w:hAnsi="Arial"/>
+          <w:color w:val="333333"/>
+          <w:sz w:val="21"/>
+          <w:szCs w:val="21"/>
+        </w:rPr>
+        <w:t xml:space="preserve">Warn on navigation with unsaved changes. Dialog: Save / Leave without saving / Cancel.</w:t>
+      </w:r>
+    </w:p>
+    <w:p>
+      <w:pPr>
+        <w:spacing w:after="120" w:line="276"/>
+      </w:pPr>
+      <w:r>
+        <w:rPr>
+          <w:rFonts w:ascii="Arial" w:cs="Arial" w:eastAsia="Arial" w:hAnsi="Arial"/>
+          <w:b/>
+          <w:bCs/>
+          <w:color w:val="16A34A"/>
+          <w:sz w:val="21"/>
+          <w:szCs w:val="21"/>
+        </w:rPr>
+        <w:t xml:space="preserve">Plan: </w:t>
+      </w:r>
+      <w:r>
+        <w:rPr>
+          <w:rFonts w:ascii="Arial" w:cs="Arial" w:eastAsia="Arial" w:hAnsi="Arial"/>
+          <w:color w:val="333333"/>
+          <w:sz w:val="21"/>
+          <w:szCs w:val="21"/>
+        </w:rPr>
+        <w:t xml:space="preserve">Track isDirty by comparing current profile state against a savedProfile ref (snapshot after load and each save). Use beforeunload event for browser navigation / tab close. For in-app navigation (sidebar links), intercept with a custom guard and show a modal: “You have unsaved changes” with three buttons — Save (calls handleSaveProfile then navigates), Leave without saving (discards), Cancel (stays). Also intercept tab switches within Settings (General → Password → Bin) if isDirty.</w:t>
+      </w:r>
+    </w:p>
+    <w:p>
+      <w:pPr>
+        <w:pStyle w:val="ListParagraph"/>
+        <w:numPr>
+          <w:ilvl w:val="0"/>
+          <w:numId w:val="5"/>
+        </w:numPr>
+        <w:spacing w:after="80" w:line="276"/>
+      </w:pPr>
+      <w:r>
+        <w:rPr>
+          <w:rFonts w:ascii="Arial" w:cs="Arial" w:eastAsia="Arial" w:hAnsi="Arial"/>
+          <w:color w:val="333333"/>
+          <w:sz w:val="20"/>
+          <w:szCs w:val="20"/>
+        </w:rPr>
+        <w:t xml:space="preserve">OWN-4: Gender input (schema + contacts/detail/onboarding UI)</w:t>
+      </w:r>
+    </w:p>
+    <w:p>
+      <w:pPr>
+        <w:pStyle w:val="ListParagraph"/>
+        <w:numPr>
+          <w:ilvl w:val="0"/>
+          <w:numId w:val="5"/>
+        </w:numPr>
+        <w:spacing w:after="80" w:line="276"/>
+      </w:pPr>
+      <w:r>
+        <w:rPr>
+          <w:rFonts w:ascii="Arial" w:cs="Arial" w:eastAsia="Arial" w:hAnsi="Arial"/>
+          <w:color w:val="333333"/>
+          <w:sz w:val="20"/>
+          <w:szCs w:val="20"/>
+        </w:rPr>
+        <w:t xml:space="preserve">OWN-5: Budget tier in onboarding</w:t>
+      </w:r>
+    </w:p>
+    <w:p>
+      <w:pPr>
+        <w:pStyle w:val="ListParagraph"/>
+        <w:numPr>
+          <w:ilvl w:val="0"/>
+          <w:numId w:val="5"/>
+        </w:numPr>
+        <w:spacing w:after="80" w:line="276"/>
+      </w:pPr>
+      <w:r>
+        <w:rPr>
+          <w:rFonts w:ascii="Arial" w:cs="Arial" w:eastAsia="Arial" w:hAnsi="Arial"/>
+          <w:color w:val="333333"/>
+          <w:sz w:val="20"/>
+          <w:szCs w:val="20"/>
+        </w:rPr>
+        <w:t xml:space="preserve">OWN-6: Escape to close modals (hook + backdrop)</w:t>
+      </w:r>
+    </w:p>
+    <w:p>
+      <w:pPr>
+        <w:pStyle w:val="ListParagraph"/>
+        <w:numPr>
+          <w:ilvl w:val="0"/>
+          <w:numId w:val="5"/>
+        </w:numPr>
+        <w:spacing w:after="80" w:line="276"/>
+      </w:pPr>
+      <w:r>
+        <w:rPr>
+          <w:rFonts w:ascii="Arial" w:cs="Arial" w:eastAsia="Arial" w:hAnsi="Arial"/>
+          <w:color w:val="333333"/>
+          <w:sz w:val="20"/>
+          <w:szCs w:val="20"/>
+        </w:rPr>
+        <w:t xml:space="preserve">OWN-9: Privacy policy rewrite</w:t>
       </w:r>
     </w:p>
     <w:p>
@@ -8240,7 +9149,7 @@
                 <w:sz w:val="19"/>
                 <w:szCs w:val="19"/>
               </w:rPr>
-              <w:t xml:space="preserve">Initial bug sweep: 38 issues across 40+ files</w:t>
+              <w:t xml:space="preserve">Initial sweep: 38 issues, 40+ files</w:t>
             </w:r>
           </w:p>
         </w:tc>
@@ -8332,7 +9241,7 @@
                 <w:sz w:val="19"/>
                 <w:szCs w:val="19"/>
               </w:rPr>
-              <w:t xml:space="preserve">Full re-audit: verified 30 fixes, identified 7 new issues, Supabase schema drift analysis, updated priority recommendations</w:t>
+              <w:t xml:space="preserve">Re-audit: 30 fixes verified, 7 new issues, schema drift analysis</w:t>
             </w:r>
           </w:p>
         </w:tc>
@@ -8424,7 +9333,99 @@
                 <w:sz w:val="19"/>
                 <w:szCs w:val="19"/>
               </w:rPr>
-              <w:t xml:space="preserve">Implemented fixes: user_id defense-in-depth (NEW-1), reauthenticate() password flow (#11), friendlyError() error sanitization (#12 + NEW-2), CLAUDE.md cleanup (NEW-7). Moved 5 issues from outstanding/new to fixed. Updated counts and priority tiers.</w:t>
+              <w:t xml:space="preserve">Fixed NEW-1 (user_id), #11 (password), #12+NEW-2 (errors), NEW-7 (CLAUDE.md). 5 issues moved to fixed.</w:t>
+            </w:r>
+          </w:p>
+        </w:tc>
+      </w:tr>
+      <w:tr>
+        <w:tc>
+          <w:tcPr>
+            <w:tcW w:type="dxa" w:w="2000"/>
+            <w:tcBorders>
+              <w:top w:val="single" w:color="CCCCCC" w:sz="1"/>
+              <w:left w:val="single" w:color="CCCCCC" w:sz="1"/>
+              <w:bottom w:val="single" w:color="CCCCCC" w:sz="1"/>
+              <w:right w:val="single" w:color="CCCCCC" w:sz="1"/>
+            </w:tcBorders>
+            <w:tcMar>
+              <w:top w:type="dxa" w:w="60"/>
+              <w:left w:type="dxa" w:w="120"/>
+              <w:bottom w:type="dxa" w:w="60"/>
+              <w:right w:type="dxa" w:w="120"/>
+            </w:tcMar>
+          </w:tcPr>
+          <w:p>
+            <w:r>
+              <w:rPr>
+                <w:rFonts w:ascii="Arial" w:cs="Arial" w:eastAsia="Arial" w:hAnsi="Arial"/>
+                <w:b w:val="false"/>
+                <w:bCs w:val="false"/>
+                <w:color w:val="333333"/>
+                <w:sz w:val="19"/>
+                <w:szCs w:val="19"/>
+              </w:rPr>
+              <w:t xml:space="preserve">May 3, 2026 (b)</w:t>
+            </w:r>
+          </w:p>
+        </w:tc>
+        <w:tc>
+          <w:tcPr>
+            <w:tcW w:type="dxa" w:w="2000"/>
+            <w:tcBorders>
+              <w:top w:val="single" w:color="CCCCCC" w:sz="1"/>
+              <w:left w:val="single" w:color="CCCCCC" w:sz="1"/>
+              <w:bottom w:val="single" w:color="CCCCCC" w:sz="1"/>
+              <w:right w:val="single" w:color="CCCCCC" w:sz="1"/>
+            </w:tcBorders>
+            <w:tcMar>
+              <w:top w:type="dxa" w:w="60"/>
+              <w:left w:type="dxa" w:w="120"/>
+              <w:bottom w:type="dxa" w:w="60"/>
+              <w:right w:type="dxa" w:w="120"/>
+            </w:tcMar>
+          </w:tcPr>
+          <w:p>
+            <w:r>
+              <w:rPr>
+                <w:rFonts w:ascii="Arial" w:cs="Arial" w:eastAsia="Arial" w:hAnsi="Arial"/>
+                <w:b w:val="false"/>
+                <w:bCs w:val="false"/>
+                <w:color w:val="333333"/>
+                <w:sz w:val="19"/>
+                <w:szCs w:val="19"/>
+              </w:rPr>
+              <w:t xml:space="preserve">J (owner) + Claude</w:t>
+            </w:r>
+          </w:p>
+        </w:tc>
+        <w:tc>
+          <w:tcPr>
+            <w:tcW w:type="dxa" w:w="5360"/>
+            <w:tcBorders>
+              <w:top w:val="single" w:color="CCCCCC" w:sz="1"/>
+              <w:left w:val="single" w:color="CCCCCC" w:sz="1"/>
+              <w:bottom w:val="single" w:color="CCCCCC" w:sz="1"/>
+              <w:right w:val="single" w:color="CCCCCC" w:sz="1"/>
+            </w:tcBorders>
+            <w:tcMar>
+              <w:top w:type="dxa" w:w="60"/>
+              <w:left w:type="dxa" w:w="120"/>
+              <w:bottom w:type="dxa" w:w="60"/>
+              <w:right w:type="dxa" w:w="120"/>
+            </w:tcMar>
+          </w:tcPr>
+          <w:p>
+            <w:r>
+              <w:rPr>
+                <w:rFonts w:ascii="Arial" w:cs="Arial" w:eastAsia="Arial" w:hAnsi="Arial"/>
+                <w:b w:val="false"/>
+                <w:bCs w:val="false"/>
+                <w:color w:val="333333"/>
+                <w:sz w:val="19"/>
+                <w:szCs w:val="19"/>
+              </w:rPr>
+              <w:t xml:space="preserve">Added 10 owner items (OWN-1–3 bugs, OWN-4–11 features) into Sections 3, 5, 6. Deleted BACKLOG.md.</w:t>
             </w:r>
           </w:p>
         </w:tc>

--- a/Landmarks_Bug_Sweep_Report.docx
+++ b/Landmarks_Bug_Sweep_Report.docx
@@ -46,7 +46,7 @@
           <w:sz w:val="24"/>
           <w:szCs w:val="24"/>
         </w:rPr>
-        <w:t xml:space="preserve">Updated May 3, 2026</w:t>
+        <w:t xml:space="preserve">Updated May 4, 2026</w:t>
       </w:r>
     </w:p>
     <w:p>
@@ -141,7 +141,7 @@
                 <w:sz w:val="20"/>
                 <w:szCs w:val="20"/>
               </w:rPr>
-              <w:t xml:space="preserve">Re-audit of April 22 report. Original 38 issues: 32 fixed, 6 remain. May 2 audit found 7 new: 3 fixed, 4 remain. Supabase schema drift documented in Section 4. May 3: owner filed 10 items (3 bugs OWN-1–3, 7 features OWN-4–11) in Sections 3, 5, 6 with implementation plans.</w:t>
+              <w:t xml:space="preserve">Re-audit of April 22 report. Original 38 issues: 33 fixed, 5 remain. May 2 audit found 7 new: 3 fixed, 4 remain. May 3: owner filed 10 items (3 bugs OWN-1–3, 7 features OWN-4–11). May 4: implemented 7 items (#23, OWN-2, OWN-3+8, OWN-7, OWN-10, OWN-11). 42 of 52 total resolved.</w:t>
             </w:r>
           </w:p>
           <w:p>
@@ -155,7 +155,7 @@
                 <w:sz w:val="20"/>
                 <w:szCs w:val="20"/>
               </w:rPr>
-              <w:t xml:space="preserve">Total: 45 + 10 owner-reported</w:t>
+              <w:t xml:space="preserve">Total: 52 (45 original + 7 new + 10 owner)</w:t>
             </w:r>
             <w:r>
               <w:rPr>
@@ -166,7 +166,7 @@
                 <w:sz w:val="20"/>
                 <w:szCs w:val="20"/>
               </w:rPr>
-              <w:t xml:space="preserve">   |   Fixed: 35</w:t>
+              <w:t xml:space="preserve">   |   Fixed: 42</w:t>
             </w:r>
             <w:r>
               <w:rPr>
@@ -177,7 +177,7 @@
                 <w:sz w:val="20"/>
                 <w:szCs w:val="20"/>
               </w:rPr>
-              <w:t xml:space="preserve">   |   Outstanding: 6 + 3 bugs</w:t>
+              <w:t xml:space="preserve">   |   Outstanding: 5 + 1 bug</w:t>
             </w:r>
             <w:r>
               <w:rPr>
@@ -188,7 +188,7 @@
                 <w:sz w:val="20"/>
                 <w:szCs w:val="20"/>
               </w:rPr>
-              <w:t xml:space="preserve">   |   New remaining: 4 + 7 features/changes</w:t>
+              <w:t xml:space="preserve">   |   New remaining: 4</w:t>
             </w:r>
             <w:r>
               <w:rPr>
@@ -1325,7 +1325,7 @@
         <w:rPr>
           <w:rFonts w:ascii="Arial" w:cs="Arial" w:eastAsia="Arial" w:hAnsi="Arial"/>
         </w:rPr>
-        <w:t xml:space="preserve">Section 1: Fixed Issues (35 of 45)</w:t>
+        <w:t xml:space="preserve">Section 1: Fixed Issues (42 of 52)</w:t>
       </w:r>
     </w:p>
     <w:p>
@@ -5649,7 +5649,7 @@
         <w:rPr>
           <w:rFonts w:ascii="Arial" w:cs="Arial" w:eastAsia="Arial" w:hAnsi="Arial"/>
         </w:rPr>
-        <w:t xml:space="preserve">Section 2: Still Outstanding (6 original issues)</w:t>
+        <w:t xml:space="preserve">Section 2: Still Outstanding (5 original issues)</w:t>
       </w:r>
     </w:p>
     <w:p>
@@ -5763,11 +5763,11 @@
           <w:rFonts w:ascii="Arial" w:cs="Arial" w:eastAsia="Arial" w:hAnsi="Arial"/>
           <w:b/>
           <w:bCs/>
-          <w:color w:val="D97706"/>
-          <w:sz w:val="21"/>
-          <w:szCs w:val="21"/>
-        </w:rPr>
-        <w:t xml:space="preserve">[MEDIUM]  </w:t>
+          <w:color w:val="16A34A"/>
+          <w:sz w:val="21"/>
+          <w:szCs w:val="21"/>
+        </w:rPr>
+        <w:t xml:space="preserve">[FIXED May 4]  </w:t>
       </w:r>
       <w:r>
         <w:rPr>
@@ -5817,7 +5817,7 @@
           <w:sz w:val="21"/>
           <w:szCs w:val="21"/>
         </w:rPr>
-        <w:t xml:space="preserve">Use ON DELETE RESTRICT or denormalize partner/category into conversion_events.</w:t>
+        <w:t xml:space="preserve">Migration 012: delete_user_account() now UPDATEs conversion_events SET user_id/reminder_id = NULL instead of DELETE. Analytics data (partner, category, commission) survives account deletion.</w:t>
       </w:r>
     </w:p>
     <w:p>
@@ -6219,7 +6219,7 @@
         <w:rPr>
           <w:rFonts w:ascii="Arial" w:cs="Arial" w:eastAsia="Arial" w:hAnsi="Arial"/>
         </w:rPr>
-        <w:t xml:space="preserve">Section 3: Remaining New Issues + Owner-Reported Bugs (4 + 3)</w:t>
+        <w:t xml:space="preserve">Section 3: Remaining New Issues + Owner-Reported Bugs (4 + 1)</w:t>
       </w:r>
     </w:p>
     <w:p>
@@ -6233,7 +6233,7 @@
           <w:sz w:val="21"/>
           <w:szCs w:val="21"/>
         </w:rPr>
-        <w:t xml:space="preserve">May 2 audit (NEW-3–6) + 3 owner bugs May 3 (OWN-1–3). NEW-1, NEW-2, NEW-7 fixed (Section 1).</w:t>
+        <w:t xml:space="preserve">May 2 audit (NEW-3–6) + 3 owner bugs May 3 (OWN-1–3). NEW-1, NEW-2, NEW-7 fixed. OWN-1 fixed May 3. OWN-2, OWN-3 fixed May 4.</w:t>
       </w:r>
     </w:p>
     <w:p>
@@ -6591,11 +6591,11 @@
           <w:rFonts w:ascii="Arial" w:cs="Arial" w:eastAsia="Arial" w:hAnsi="Arial"/>
           <w:b/>
           <w:bCs/>
-          <w:color w:val="DC2626"/>
-          <w:sz w:val="21"/>
-          <w:szCs w:val="21"/>
-        </w:rPr>
-        <w:t xml:space="preserve">OWN-2  [HIGH]  </w:t>
+          <w:color w:val="16A34A"/>
+          <w:sz w:val="21"/>
+          <w:szCs w:val="21"/>
+        </w:rPr>
+        <w:t xml:space="preserve">OWN-2  [FIXED May 4]</w:t>
       </w:r>
       <w:r>
         <w:rPr>
@@ -6636,62 +6636,21 @@
           <w:sz w:val="21"/>
           <w:szCs w:val="21"/>
         </w:rPr>
-        <w:t xml:space="preserve">Plan: </w:t>
-      </w:r>
-      <w:r>
-        <w:rPr>
-          <w:rFonts w:ascii="Arial" w:cs="Arial" w:eastAsia="Arial" w:hAnsi="Arial"/>
-          <w:color w:val="333333"/>
-          <w:sz w:val="21"/>
-          <w:szCs w:val="21"/>
-        </w:rPr>
-        <w:t xml:space="preserve">Add type=recovery detection in callback. Consider PKCE or session token in URL hash. Alternatively detect mobile UA and prompt user to copy link to main browser. Test iOS Safari, Gmail/Outlook in-app, Android Chrome.</w:t>
+        <w:t xml:space="preserve">Fix: </w:t>
+      </w:r>
+      <w:r>
+        <w:rPr>
+          <w:rFonts w:ascii="Arial" w:cs="Arial" w:eastAsia="Arial" w:hAnsi="Arial"/>
+          <w:color w:val="333333"/>
+          <w:sz w:val="21"/>
+          <w:szCs w:val="21"/>
+        </w:rPr>
+        <w:t xml:space="preserve">PKCE flow: forgot-password redirectTo now points directly to /auth/reset-password (skipping server callback). Reset page exchanges ?code= client-side via supabase.auth.exchangeCodeForSession(). Desktop cookie-based flow still works as fallback. Suspense boundary added for useSearchParams.</w:t>
       </w:r>
     </w:p>
     <w:p>
       <w:pPr>
         <w:spacing w:after="60" w:before="240"/>
-      </w:pPr>
-      <w:r>
-        <w:rPr>
-          <w:rFonts w:ascii="Arial" w:cs="Arial" w:eastAsia="Arial" w:hAnsi="Arial"/>
-          <w:b/>
-          <w:bCs/>
-          <w:color w:val="D97706"/>
-          <w:sz w:val="21"/>
-          <w:szCs w:val="21"/>
-        </w:rPr>
-        <w:t xml:space="preserve">OWN-3  [MEDIUM]  </w:t>
-      </w:r>
-      <w:r>
-        <w:rPr>
-          <w:rFonts w:ascii="Arial" w:cs="Arial" w:eastAsia="Arial" w:hAnsi="Arial"/>
-          <w:b/>
-          <w:bCs/>
-          <w:color w:val="333333"/>
-          <w:sz w:val="21"/>
-          <w:szCs w:val="21"/>
-        </w:rPr>
-        <w:t xml:space="preserve">Recycling bin only shows deleted contacts, not deleted events</w:t>
-      </w:r>
-    </w:p>
-    <w:p>
-      <w:pPr>
-        <w:spacing w:after="120" w:line="276"/>
-      </w:pPr>
-      <w:r>
-        <w:rPr>
-          <w:rFonts w:ascii="Arial" w:cs="Arial" w:eastAsia="Arial" w:hAnsi="Arial"/>
-          <w:color w:val="333333"/>
-          <w:sz w:val="21"/>
-          <w:szCs w:val="21"/>
-        </w:rPr>
-        <w:t xml:space="preserve">Bin only queries soft-deleted contacts. Events with deleted_at IS NOT NULL not shown. Related to OWN-8.</w:t>
-      </w:r>
-    </w:p>
-    <w:p>
-      <w:pPr>
-        <w:spacing w:after="120" w:line="276"/>
       </w:pPr>
       <w:r>
         <w:rPr>
@@ -6702,16 +6661,57 @@
           <w:sz w:val="21"/>
           <w:szCs w:val="21"/>
         </w:rPr>
-        <w:t xml:space="preserve">Plan: </w:t>
-      </w:r>
-      <w:r>
-        <w:rPr>
-          <w:rFonts w:ascii="Arial" w:cs="Arial" w:eastAsia="Arial" w:hAnsi="Arial"/>
-          <w:color w:val="333333"/>
-          <w:sz w:val="21"/>
-          <w:szCs w:val="21"/>
-        </w:rPr>
-        <w:t xml:space="preserve">See OWN-8. Add loadTrashedEvents query, display in sub-tab with contact name, Restore / Delete Forever actions.</w:t>
+        <w:t xml:space="preserve">OWN-3  [FIXED May 4]  </w:t>
+      </w:r>
+      <w:r>
+        <w:rPr>
+          <w:rFonts w:ascii="Arial" w:cs="Arial" w:eastAsia="Arial" w:hAnsi="Arial"/>
+          <w:b/>
+          <w:bCs/>
+          <w:color w:val="333333"/>
+          <w:sz w:val="21"/>
+          <w:szCs w:val="21"/>
+        </w:rPr>
+        <w:t xml:space="preserve">Recycling bin only shows deleted contacts, not deleted events</w:t>
+      </w:r>
+    </w:p>
+    <w:p>
+      <w:pPr>
+        <w:spacing w:after="120" w:line="276"/>
+      </w:pPr>
+      <w:r>
+        <w:rPr>
+          <w:rFonts w:ascii="Arial" w:cs="Arial" w:eastAsia="Arial" w:hAnsi="Arial"/>
+          <w:color w:val="333333"/>
+          <w:sz w:val="21"/>
+          <w:szCs w:val="21"/>
+        </w:rPr>
+        <w:t xml:space="preserve">Bin only queries soft-deleted contacts. Events with deleted_at IS NOT NULL not shown. Related to OWN-8.</w:t>
+      </w:r>
+    </w:p>
+    <w:p>
+      <w:pPr>
+        <w:spacing w:after="120" w:line="276"/>
+      </w:pPr>
+      <w:r>
+        <w:rPr>
+          <w:rFonts w:ascii="Arial" w:cs="Arial" w:eastAsia="Arial" w:hAnsi="Arial"/>
+          <w:b/>
+          <w:bCs/>
+          <w:color w:val="16A34A"/>
+          <w:sz w:val="21"/>
+          <w:szCs w:val="21"/>
+        </w:rPr>
+        <w:t xml:space="preserve">Fix: </w:t>
+      </w:r>
+      <w:r>
+        <w:rPr>
+          <w:rFonts w:ascii="Arial" w:cs="Arial" w:eastAsia="Arial" w:hAnsi="Arial"/>
+          <w:color w:val="333333"/>
+          <w:sz w:val="21"/>
+          <w:szCs w:val="21"/>
+        </w:rPr>
+        <w:t xml:space="preserve">Combined with OWN-8. Bin now has Contacts/Events sub-tabs. loadTrashedContacts() fetches both soft-deleted contacts and events in parallel. Events show event type, contact name, date, countdown badge, Restore / Delete Forever.</w:t>
       </w:r>
     </w:p>
     <w:p>
@@ -7969,7 +7969,7 @@
           <w:sz w:val="20"/>
           <w:szCs w:val="20"/>
         </w:rPr>
-        <w:t xml:space="preserve">OWN-2: Fix mobile password reset (HIGH)</w:t>
+        <w:t xml:space="preserve">OWN-2: Fix mobile password reset (FIXED May 4)</w:t>
       </w:r>
     </w:p>
     <w:p>
@@ -8019,7 +8019,7 @@
           <w:sz w:val="20"/>
           <w:szCs w:val="20"/>
         </w:rPr>
-        <w:t xml:space="preserve">#23: conversion_events FK (RESTRICT vs denormalize)</w:t>
+        <w:t xml:space="preserve">#23: conversion_events FK — denormalized (FIXED May 4)</w:t>
       </w:r>
     </w:p>
     <w:p>
@@ -8095,7 +8095,7 @@
           <w:sz w:val="20"/>
           <w:szCs w:val="20"/>
         </w:rPr>
-        <w:t xml:space="preserve">OWN-3+8: Bin deleted-events tab with contact name</w:t>
+        <w:t xml:space="preserve">OWN-3+8: Bin deleted-events tab (FIXED May 4)</w:t>
       </w:r>
     </w:p>
     <w:p>
@@ -8114,7 +8114,7 @@
           <w:sz w:val="20"/>
           <w:szCs w:val="20"/>
         </w:rPr>
-        <w:t xml:space="preserve">OWN-7: Add-contact → add-event flow</w:t>
+        <w:t xml:space="preserve">OWN-7: Add-contact → add-event flow (FIXED May 4)</w:t>
       </w:r>
     </w:p>
     <w:p>
@@ -8133,7 +8133,7 @@
           <w:sz w:val="20"/>
           <w:szCs w:val="20"/>
         </w:rPr>
-        <w:t xml:space="preserve">OWN-10: Data export to admin-only (email search, CSV)</w:t>
+        <w:t xml:space="preserve">OWN-10: Data export → admin-only API route (FIXED May 4)</w:t>
       </w:r>
     </w:p>
     <w:p>
@@ -8152,7 +8152,7 @@
           <w:sz w:val="20"/>
           <w:szCs w:val="20"/>
         </w:rPr>
-        <w:t xml:space="preserve">OWN-11: Settings unsaved-changes warning</w:t>
+        <w:t xml:space="preserve">OWN-11: Settings unsaved-changes warning (FIXED May 4)</w:t>
       </w:r>
     </w:p>
     <w:p>
@@ -8309,7 +8309,7 @@
         <w:rPr>
           <w:rFonts w:ascii="Arial" w:cs="Arial" w:eastAsia="Arial" w:hAnsi="Arial"/>
         </w:rPr>
-        <w:t xml:space="preserve">Section 6: Owner-Requested Features &amp; Changes (7)</w:t>
+        <w:t xml:space="preserve">Section 6: Owner-Requested Features &amp; Changes (7 — 5 fixed, 2 remain)</w:t>
       </w:r>
     </w:p>
     <w:p>
@@ -8533,11 +8533,11 @@
           <w:rFonts w:ascii="Arial" w:cs="Arial" w:eastAsia="Arial" w:hAnsi="Arial"/>
           <w:b/>
           <w:bCs/>
-          <w:color w:val="D97706"/>
-          <w:sz w:val="21"/>
-          <w:szCs w:val="21"/>
-        </w:rPr>
-        <w:t xml:space="preserve">OWN-7  [MEDIUM]  </w:t>
+          <w:color w:val="16A34A"/>
+          <w:sz w:val="21"/>
+          <w:szCs w:val="21"/>
+        </w:rPr>
+        <w:t xml:space="preserve">OWN-7  [FIXED May 4]  </w:t>
       </w:r>
       <w:r>
         <w:rPr>
@@ -8578,7 +8578,7 @@
           <w:sz w:val="21"/>
           <w:szCs w:val="21"/>
         </w:rPr>
-        <w:t xml:space="preserve">Plan: </w:t>
+        <w:t xml:space="preserve">Fix: </w:t>
       </w:r>
       <w:r>
         <w:rPr>
@@ -8588,6 +8588,72 @@
           <w:szCs w:val="21"/>
         </w:rPr>
         <w:t xml:space="preserve">On add-mode save: .insert().select().single() to get new ID, then router.push(/contacts/${newId}?addEvent=true). Detail page checks addEvent param and auto-opens Add Event modal.</w:t>
+      </w:r>
+    </w:p>
+    <w:p>
+      <w:pPr>
+        <w:spacing w:after="60" w:before="240"/>
+      </w:pPr>
+      <w:r>
+        <w:rPr>
+          <w:rFonts w:ascii="Arial" w:cs="Arial" w:eastAsia="Arial" w:hAnsi="Arial"/>
+          <w:b/>
+          <w:bCs/>
+          <w:color w:val="16A34A"/>
+          <w:sz w:val="21"/>
+          <w:szCs w:val="21"/>
+        </w:rPr>
+        <w:t xml:space="preserve">OWN-8  [FIXED May 4]  </w:t>
+      </w:r>
+      <w:r>
+        <w:rPr>
+          <w:rFonts w:ascii="Arial" w:cs="Arial" w:eastAsia="Arial" w:hAnsi="Arial"/>
+          <w:b/>
+          <w:bCs/>
+          <w:color w:val="333333"/>
+          <w:sz w:val="21"/>
+          <w:szCs w:val="21"/>
+        </w:rPr>
+        <w:t xml:space="preserve">Add deleted-events tab to the recycling bin</w:t>
+      </w:r>
+    </w:p>
+    <w:p>
+      <w:pPr>
+        <w:spacing w:after="120" w:line="276"/>
+      </w:pPr>
+      <w:r>
+        <w:rPr>
+          <w:rFonts w:ascii="Arial" w:cs="Arial" w:eastAsia="Arial" w:hAnsi="Arial"/>
+          <w:color w:val="333333"/>
+          <w:sz w:val="21"/>
+          <w:szCs w:val="21"/>
+        </w:rPr>
+        <w:t xml:space="preserve">Bin only shows deleted contacts. Need events tab with type, date, contact name, restore/delete.</w:t>
+      </w:r>
+    </w:p>
+    <w:p>
+      <w:pPr>
+        <w:spacing w:after="120" w:line="276"/>
+      </w:pPr>
+      <w:r>
+        <w:rPr>
+          <w:rFonts w:ascii="Arial" w:cs="Arial" w:eastAsia="Arial" w:hAnsi="Arial"/>
+          <w:b/>
+          <w:bCs/>
+          <w:color w:val="16A34A"/>
+          <w:sz w:val="21"/>
+          <w:szCs w:val="21"/>
+        </w:rPr>
+        <w:t xml:space="preserve">Fix: </w:t>
+      </w:r>
+      <w:r>
+        <w:rPr>
+          <w:rFonts w:ascii="Arial" w:cs="Arial" w:eastAsia="Arial" w:hAnsi="Arial"/>
+          <w:color w:val="333333"/>
+          <w:sz w:val="21"/>
+          <w:szCs w:val="21"/>
+        </w:rPr>
+        <w:t xml:space="preserve">Implemented in settings/page.tsx. Bin has Contacts/Events sub-tabs with pill toggles + counts. loadTrashedContacts() fetches both in parallel. TrashedEvent interface with contact_name join. handleRestoreEvent/handlePermanentDeleteEvent handlers.</w:t>
       </w:r>
     </w:p>
     <w:p>
@@ -8603,7 +8669,7 @@
           <w:sz w:val="21"/>
           <w:szCs w:val="21"/>
         </w:rPr>
-        <w:t xml:space="preserve">OWN-8  [MEDIUM]  </w:t>
+        <w:t xml:space="preserve">OWN-9  [MEDIUM]  </w:t>
       </w:r>
       <w:r>
         <w:rPr>
@@ -8614,7 +8680,7 @@
           <w:sz w:val="21"/>
           <w:szCs w:val="21"/>
         </w:rPr>
-        <w:t xml:space="preserve">Add deleted-events tab to the recycling bin</w:t>
+        <w:t xml:space="preserve">Update privacy policy (outdated cookie and retention language)</w:t>
       </w:r>
     </w:p>
     <w:p>
@@ -8628,7 +8694,7 @@
           <w:sz w:val="21"/>
           <w:szCs w:val="21"/>
         </w:rPr>
-        <w:t xml:space="preserve">Bin only shows deleted contacts. Need events tab with type, date, contact name, restore/delete.</w:t>
+        <w:t xml:space="preserve">Outdated cookie refs, mismatched retention timelines, vague GDPR basis (flagged in CLAUDE.md).</w:t>
       </w:r>
     </w:p>
     <w:p>
@@ -8653,53 +8719,12 @@
           <w:sz w:val="21"/>
           <w:szCs w:val="21"/>
         </w:rPr>
-        <w:t xml:space="preserve">settings/page.tsx: add Contacts/Events sub-tabs in Bin. loadTrashedEvents: events WHERE deleted_at IS NOT NULL, join contact names. Show type + date, contact, countdown, Restore/Delete Forever.</w:t>
+        <w:t xml:space="preserve">Rewrite privacy/page.tsx: remove cookie refs, align retention, map processing to GDPR bases. Legal review before deploy.</w:t>
       </w:r>
     </w:p>
     <w:p>
       <w:pPr>
         <w:spacing w:after="60" w:before="240"/>
-      </w:pPr>
-      <w:r>
-        <w:rPr>
-          <w:rFonts w:ascii="Arial" w:cs="Arial" w:eastAsia="Arial" w:hAnsi="Arial"/>
-          <w:b/>
-          <w:bCs/>
-          <w:color w:val="D97706"/>
-          <w:sz w:val="21"/>
-          <w:szCs w:val="21"/>
-        </w:rPr>
-        <w:t xml:space="preserve">OWN-9  [MEDIUM]  </w:t>
-      </w:r>
-      <w:r>
-        <w:rPr>
-          <w:rFonts w:ascii="Arial" w:cs="Arial" w:eastAsia="Arial" w:hAnsi="Arial"/>
-          <w:b/>
-          <w:bCs/>
-          <w:color w:val="333333"/>
-          <w:sz w:val="21"/>
-          <w:szCs w:val="21"/>
-        </w:rPr>
-        <w:t xml:space="preserve">Update privacy policy (outdated cookie and retention language)</w:t>
-      </w:r>
-    </w:p>
-    <w:p>
-      <w:pPr>
-        <w:spacing w:after="120" w:line="276"/>
-      </w:pPr>
-      <w:r>
-        <w:rPr>
-          <w:rFonts w:ascii="Arial" w:cs="Arial" w:eastAsia="Arial" w:hAnsi="Arial"/>
-          <w:color w:val="333333"/>
-          <w:sz w:val="21"/>
-          <w:szCs w:val="21"/>
-        </w:rPr>
-        <w:t xml:space="preserve">Outdated cookie refs, mismatched retention timelines, vague GDPR basis (flagged in CLAUDE.md).</w:t>
-      </w:r>
-    </w:p>
-    <w:p>
-      <w:pPr>
-        <w:spacing w:after="120" w:line="276"/>
       </w:pPr>
       <w:r>
         <w:rPr>
@@ -8710,32 +8735,7 @@
           <w:sz w:val="21"/>
           <w:szCs w:val="21"/>
         </w:rPr>
-        <w:t xml:space="preserve">Plan: </w:t>
-      </w:r>
-      <w:r>
-        <w:rPr>
-          <w:rFonts w:ascii="Arial" w:cs="Arial" w:eastAsia="Arial" w:hAnsi="Arial"/>
-          <w:color w:val="333333"/>
-          <w:sz w:val="21"/>
-          <w:szCs w:val="21"/>
-        </w:rPr>
-        <w:t xml:space="preserve">Rewrite privacy/page.tsx: remove cookie refs, align retention, map processing to GDPR bases. Legal review before deploy.</w:t>
-      </w:r>
-    </w:p>
-    <w:p>
-      <w:pPr>
-        <w:spacing w:after="60" w:before="240"/>
-      </w:pPr>
-      <w:r>
-        <w:rPr>
-          <w:rFonts w:ascii="Arial" w:cs="Arial" w:eastAsia="Arial" w:hAnsi="Arial"/>
-          <w:b/>
-          <w:bCs/>
-          <w:color w:val="D97706"/>
-          <w:sz w:val="21"/>
-          <w:szCs w:val="21"/>
-        </w:rPr>
-        <w:t xml:space="preserve">OWN-10  [MEDIUM]  </w:t>
+        <w:t xml:space="preserve">OWN-10  [FIXED May 4]  </w:t>
       </w:r>
       <w:r>
         <w:rPr>
@@ -8776,62 +8776,21 @@
           <w:sz w:val="21"/>
           <w:szCs w:val="21"/>
         </w:rPr>
-        <w:t xml:space="preserve">Plan: </w:t>
-      </w:r>
-      <w:r>
-        <w:rPr>
-          <w:rFonts w:ascii="Arial" w:cs="Arial" w:eastAsia="Arial" w:hAnsi="Arial"/>
-          <w:color w:val="333333"/>
-          <w:sz w:val="21"/>
-          <w:szCs w:val="21"/>
-        </w:rPr>
-        <w:t xml:space="preserve">settings/page.tsx: remove handleExport + button, replace with support email note. admin/page.tsx: add User Data Export section — email search, query profiles via admin client, fetch contacts + events, PapaParse CSV download. Already is_admin gated.</w:t>
+        <w:t xml:space="preserve">Fix: </w:t>
+      </w:r>
+      <w:r>
+        <w:rPr>
+          <w:rFonts w:ascii="Arial" w:cs="Arial" w:eastAsia="Arial" w:hAnsi="Arial"/>
+          <w:color w:val="333333"/>
+          <w:sz w:val="21"/>
+          <w:szCs w:val="21"/>
+        </w:rPr>
+        <w:t xml:space="preserve">Removed handleExport + button from settings/page.tsx. Created /api/admin/export?userId= route with session-based is_admin check, admin client for cross-user data fetch (profile, contacts, events, reminder_log). Returns JSON with Content-Disposition attachment header.</w:t>
       </w:r>
     </w:p>
     <w:p>
       <w:pPr>
         <w:spacing w:after="60" w:before="240"/>
-      </w:pPr>
-      <w:r>
-        <w:rPr>
-          <w:rFonts w:ascii="Arial" w:cs="Arial" w:eastAsia="Arial" w:hAnsi="Arial"/>
-          <w:b/>
-          <w:bCs/>
-          <w:color w:val="D97706"/>
-          <w:sz w:val="21"/>
-          <w:szCs w:val="21"/>
-        </w:rPr>
-        <w:t xml:space="preserve">OWN-11  [MEDIUM]  </w:t>
-      </w:r>
-      <w:r>
-        <w:rPr>
-          <w:rFonts w:ascii="Arial" w:cs="Arial" w:eastAsia="Arial" w:hAnsi="Arial"/>
-          <w:b/>
-          <w:bCs/>
-          <w:color w:val="333333"/>
-          <w:sz w:val="21"/>
-          <w:szCs w:val="21"/>
-        </w:rPr>
-        <w:t xml:space="preserve">Unsaved changes warning on Settings page</w:t>
-      </w:r>
-    </w:p>
-    <w:p>
-      <w:pPr>
-        <w:spacing w:after="120" w:line="276"/>
-      </w:pPr>
-      <w:r>
-        <w:rPr>
-          <w:rFonts w:ascii="Arial" w:cs="Arial" w:eastAsia="Arial" w:hAnsi="Arial"/>
-          <w:color w:val="333333"/>
-          <w:sz w:val="21"/>
-          <w:szCs w:val="21"/>
-        </w:rPr>
-        <w:t xml:space="preserve">Warn on navigation with unsaved changes. Dialog: Save / Leave without saving / Cancel.</w:t>
-      </w:r>
-    </w:p>
-    <w:p>
-      <w:pPr>
-        <w:spacing w:after="120" w:line="276"/>
       </w:pPr>
       <w:r>
         <w:rPr>
@@ -8842,16 +8801,57 @@
           <w:sz w:val="21"/>
           <w:szCs w:val="21"/>
         </w:rPr>
-        <w:t xml:space="preserve">Plan: </w:t>
-      </w:r>
-      <w:r>
-        <w:rPr>
-          <w:rFonts w:ascii="Arial" w:cs="Arial" w:eastAsia="Arial" w:hAnsi="Arial"/>
-          <w:color w:val="333333"/>
-          <w:sz w:val="21"/>
-          <w:szCs w:val="21"/>
-        </w:rPr>
-        <w:t xml:space="preserve">Track isDirty by comparing current profile state against a savedProfile ref (snapshot after load and each save). Use beforeunload event for browser navigation / tab close. For in-app navigation (sidebar links), intercept with a custom guard and show a modal: “You have unsaved changes” with three buttons — Save (calls handleSaveProfile then navigates), Leave without saving (discards), Cancel (stays). Also intercept tab switches within Settings (General → Password → Bin) if isDirty.</w:t>
+        <w:t xml:space="preserve">OWN-11  [FIXED May 4]  </w:t>
+      </w:r>
+      <w:r>
+        <w:rPr>
+          <w:rFonts w:ascii="Arial" w:cs="Arial" w:eastAsia="Arial" w:hAnsi="Arial"/>
+          <w:b/>
+          <w:bCs/>
+          <w:color w:val="333333"/>
+          <w:sz w:val="21"/>
+          <w:szCs w:val="21"/>
+        </w:rPr>
+        <w:t xml:space="preserve">Unsaved changes warning on Settings page</w:t>
+      </w:r>
+    </w:p>
+    <w:p>
+      <w:pPr>
+        <w:spacing w:after="120" w:line="276"/>
+      </w:pPr>
+      <w:r>
+        <w:rPr>
+          <w:rFonts w:ascii="Arial" w:cs="Arial" w:eastAsia="Arial" w:hAnsi="Arial"/>
+          <w:color w:val="333333"/>
+          <w:sz w:val="21"/>
+          <w:szCs w:val="21"/>
+        </w:rPr>
+        <w:t xml:space="preserve">Warn on navigation with unsaved changes. Dialog: Save / Leave without saving / Cancel.</w:t>
+      </w:r>
+    </w:p>
+    <w:p>
+      <w:pPr>
+        <w:spacing w:after="120" w:line="276"/>
+      </w:pPr>
+      <w:r>
+        <w:rPr>
+          <w:rFonts w:ascii="Arial" w:cs="Arial" w:eastAsia="Arial" w:hAnsi="Arial"/>
+          <w:b/>
+          <w:bCs/>
+          <w:color w:val="16A34A"/>
+          <w:sz w:val="21"/>
+          <w:szCs w:val="21"/>
+        </w:rPr>
+        <w:t xml:space="preserve">Fix: </w:t>
+      </w:r>
+      <w:r>
+        <w:rPr>
+          <w:rFonts w:ascii="Arial" w:cs="Arial" w:eastAsia="Arial" w:hAnsi="Arial"/>
+          <w:color w:val="333333"/>
+          <w:sz w:val="21"/>
+          <w:szCs w:val="21"/>
+        </w:rPr>
+        <w:t xml:space="preserve">initialProfile state set on load + after save. hasUnsavedChanges derived via JSON.stringify comparison. beforeunload event fires when dirty. Tab switches intercepted via handleTabSwitch → pendingTab state → confirmation modal (Stay / Discard). “Unsaved changes” label shown next to Save button when dirty. Discard reverts to initialProfile.</w:t>
       </w:r>
     </w:p>
     <w:p>
@@ -9426,6 +9426,98 @@
                 <w:szCs w:val="19"/>
               </w:rPr>
               <w:t xml:space="preserve">Added 10 owner items (OWN-1–3 bugs, OWN-4–11 features) into Sections 3, 5, 6. Deleted BACKLOG.md.</w:t>
+            </w:r>
+          </w:p>
+        </w:tc>
+      </w:tr>
+      <w:tr>
+        <w:tc>
+          <w:tcPr>
+            <w:tcW w:type="dxa" w:w="2000"/>
+            <w:tcBorders>
+              <w:top w:val="single" w:color="CCCCCC" w:sz="1"/>
+              <w:left w:val="single" w:color="CCCCCC" w:sz="1"/>
+              <w:bottom w:val="single" w:color="CCCCCC" w:sz="1"/>
+              <w:right w:val="single" w:color="CCCCCC" w:sz="1"/>
+            </w:tcBorders>
+            <w:tcMar>
+              <w:top w:type="dxa" w:w="60"/>
+              <w:left w:type="dxa" w:w="120"/>
+              <w:bottom w:type="dxa" w:w="60"/>
+              <w:right w:type="dxa" w:w="120"/>
+            </w:tcMar>
+          </w:tcPr>
+          <w:p>
+            <w:r>
+              <w:rPr>
+                <w:rFonts w:ascii="Arial" w:cs="Arial" w:eastAsia="Arial" w:hAnsi="Arial"/>
+                <w:b w:val="false"/>
+                <w:bCs w:val="false"/>
+                <w:color w:val="333333"/>
+                <w:sz w:val="19"/>
+                <w:szCs w:val="19"/>
+              </w:rPr>
+              <w:t xml:space="preserve">May 4, 2026</w:t>
+            </w:r>
+          </w:p>
+        </w:tc>
+        <w:tc>
+          <w:tcPr>
+            <w:tcW w:type="dxa" w:w="2000"/>
+            <w:tcBorders>
+              <w:top w:val="single" w:color="CCCCCC" w:sz="1"/>
+              <w:left w:val="single" w:color="CCCCCC" w:sz="1"/>
+              <w:bottom w:val="single" w:color="CCCCCC" w:sz="1"/>
+              <w:right w:val="single" w:color="CCCCCC" w:sz="1"/>
+            </w:tcBorders>
+            <w:tcMar>
+              <w:top w:type="dxa" w:w="60"/>
+              <w:left w:type="dxa" w:w="120"/>
+              <w:bottom w:type="dxa" w:w="60"/>
+              <w:right w:type="dxa" w:w="120"/>
+            </w:tcMar>
+          </w:tcPr>
+          <w:p>
+            <w:r>
+              <w:rPr>
+                <w:rFonts w:ascii="Arial" w:cs="Arial" w:eastAsia="Arial" w:hAnsi="Arial"/>
+                <w:b w:val="false"/>
+                <w:bCs w:val="false"/>
+                <w:color w:val="333333"/>
+                <w:sz w:val="19"/>
+                <w:szCs w:val="19"/>
+              </w:rPr>
+              <w:t xml:space="preserve">Claude</w:t>
+            </w:r>
+          </w:p>
+        </w:tc>
+        <w:tc>
+          <w:tcPr>
+            <w:tcW w:type="dxa" w:w="5360"/>
+            <w:tcBorders>
+              <w:top w:val="single" w:color="CCCCCC" w:sz="1"/>
+              <w:left w:val="single" w:color="CCCCCC" w:sz="1"/>
+              <w:bottom w:val="single" w:color="CCCCCC" w:sz="1"/>
+              <w:right w:val="single" w:color="CCCCCC" w:sz="1"/>
+            </w:tcBorders>
+            <w:tcMar>
+              <w:top w:type="dxa" w:w="60"/>
+              <w:left w:type="dxa" w:w="120"/>
+              <w:bottom w:type="dxa" w:w="60"/>
+              <w:right w:type="dxa" w:w="120"/>
+            </w:tcMar>
+          </w:tcPr>
+          <w:p>
+            <w:r>
+              <w:rPr>
+                <w:rFonts w:ascii="Arial" w:cs="Arial" w:eastAsia="Arial" w:hAnsi="Arial"/>
+                <w:b w:val="false"/>
+                <w:bCs w:val="false"/>
+                <w:color w:val="333333"/>
+                <w:sz w:val="19"/>
+                <w:szCs w:val="19"/>
+              </w:rPr>
+              <w:t xml:space="preserve">Implemented 7 items: #23 (anonymize conversion_events), OWN-2 (PKCE mobile reset), OWN-3+8 (bin events tab), OWN-7 (add-contact flow), OWN-10 (admin export API), OWN-11 (unsaved-changes guard). Migration 012 added. Updated counts and statuses.</w:t>
             </w:r>
           </w:p>
         </w:tc>
